--- a/ETHAN-PRODUCTION-TODO.docx
+++ b/ETHAN-PRODUCTION-TODO.docx
@@ -181,6 +181,53 @@
     </w:p>
     <w:p>
       <w:pPr>
+        <w:pStyle w:val="ListBullet"/>
+      </w:pPr>
+      <w:r>
+        <w:t xml:space="preserve">☑ </w:t>
+      </w:r>
+      <w:r>
+        <w:rPr>
+          <w:b/>
+        </w:rPr>
+        <w:t>All email is sent by the website itself.</w:t>
+      </w:r>
+      <w:r>
+        <w:t xml:space="preserve"> Contact, listing enquiries, report, data removal, add-event and add-business now post to the site's own endpoints, which save the message and email it from the server. No </w:t>
+      </w:r>
+      <w:r>
+        <w:rPr>
+          <w:rFonts w:ascii="Consolas" w:hAnsi="Consolas"/>
+          <w:color w:val="1F4E8C"/>
+          <w:sz w:val="19"/>
+        </w:rPr>
+        <w:t>mailto:</w:t>
+      </w:r>
+      <w:r>
+        <w:t xml:space="preserve"> link exists anywhere on the sites, and the admin Enquiries tab shows the stored messages.</w:t>
+      </w:r>
+    </w:p>
+    <w:p>
+      <w:pPr>
+        <w:pStyle w:val="ListBullet"/>
+      </w:pPr>
+      <w:r>
+        <w:t xml:space="preserve">☑ All three production databases backed up (saved outside the repo in </w:t>
+      </w:r>
+      <w:r>
+        <w:rPr>
+          <w:rFonts w:ascii="Consolas" w:hAnsi="Consolas"/>
+          <w:color w:val="1F4E8C"/>
+          <w:sz w:val="19"/>
+        </w:rPr>
+        <w:t>Hub/db-backups/2026-09-20/</w:t>
+      </w:r>
+      <w:r>
+        <w:t>) and fully migrated: event submissions, news and fuel prices, and messages. September fuel prices are loaded for all three cities.</w:t>
+      </w:r>
+    </w:p>
+    <w:p>
+      <w:pPr>
         <w:pStyle w:val="Heading1"/>
       </w:pPr>
       <w:r>
@@ -358,64 +405,6 @@
               <w:rPr>
                 <w:sz w:val="19"/>
               </w:rPr>
-              <w:t>2.2</w:t>
-            </w:r>
-          </w:p>
-        </w:tc>
-        <w:tc>
-          <w:tcPr>
-            <w:tcW w:type="dxa" w:w="2493"/>
-          </w:tcPr>
-          <w:p>
-            <w:r/>
-            <w:r>
-              <w:rPr>
-                <w:sz w:val="19"/>
-              </w:rPr>
-              <w:t>Make "Report this listing" and "Request data removal" use the site's own endpoints (email stays as a fallback)</w:t>
-            </w:r>
-          </w:p>
-        </w:tc>
-        <w:tc>
-          <w:tcPr>
-            <w:tcW w:type="dxa" w:w="2493"/>
-          </w:tcPr>
-          <w:p>
-            <w:r/>
-            <w:r>
-              <w:rPr>
-                <w:sz w:val="19"/>
-              </w:rPr>
-              <w:t>Me</w:t>
-            </w:r>
-          </w:p>
-        </w:tc>
-        <w:tc>
-          <w:tcPr>
-            <w:tcW w:type="dxa" w:w="2493"/>
-          </w:tcPr>
-          <w:p>
-            <w:r/>
-            <w:r>
-              <w:rPr>
-                <w:sz w:val="19"/>
-              </w:rPr>
-              <w:t>Today they only open the visitor's mail app, so the admin Reports tab never receives anything</w:t>
-            </w:r>
-          </w:p>
-        </w:tc>
-      </w:tr>
-      <w:tr>
-        <w:tc>
-          <w:tcPr>
-            <w:tcW w:type="dxa" w:w="2493"/>
-          </w:tcPr>
-          <w:p>
-            <w:r/>
-            <w:r>
-              <w:rPr>
-                <w:sz w:val="19"/>
-              </w:rPr>
               <w:t>2.3</w:t>
             </w:r>
           </w:p>
@@ -502,7 +491,7 @@
               <w:rPr>
                 <w:sz w:val="19"/>
               </w:rPr>
-              <w:t>Rate limiting on the public forms: add listing, add event, claim, report, removal (per-IP, server side)</w:t>
+              <w:t>Extend the per-visitor rate limit (already on contact and enquiry) to add listing, add event, claim, report and removal</w:t>
             </w:r>
           </w:p>
         </w:tc>
@@ -530,7 +519,7 @@
               <w:rPr>
                 <w:sz w:val="19"/>
               </w:rPr>
-              <w:t>Right now they have only a hidden honeypot field and a minimum time on form</w:t>
+              <w:t>Those forms still have only a hidden honeypot field and a minimum time on form</w:t>
             </w:r>
           </w:p>
         </w:tc>
@@ -806,6 +795,92 @@
               <w:rPr>
                 <w:sz w:val="19"/>
               </w:rPr>
+              <w:t>2.10</w:t>
+            </w:r>
+          </w:p>
+        </w:tc>
+        <w:tc>
+          <w:tcPr>
+            <w:tcW w:type="dxa" w:w="2493"/>
+          </w:tcPr>
+          <w:p>
+            <w:r/>
+            <w:r>
+              <w:rPr>
+                <w:sz w:val="19"/>
+              </w:rPr>
+              <w:t xml:space="preserve">Remove the temporary "[monitor copy]" emails that send a copy of every owner-confirmation email to a personal Gmail address (in </w:t>
+            </w:r>
+            <w:r>
+              <w:rPr>
+                <w:rFonts w:ascii="Consolas" w:hAnsi="Consolas"/>
+                <w:color w:val="1F4E8C"/>
+                <w:sz w:val="17"/>
+              </w:rPr>
+              <w:t>confirm-listing.ts</w:t>
+            </w:r>
+            <w:r>
+              <w:rPr>
+                <w:sz w:val="19"/>
+              </w:rPr>
+              <w:t xml:space="preserve"> and </w:t>
+            </w:r>
+            <w:r>
+              <w:rPr>
+                <w:rFonts w:ascii="Consolas" w:hAnsi="Consolas"/>
+                <w:color w:val="1F4E8C"/>
+                <w:sz w:val="17"/>
+              </w:rPr>
+              <w:t>owner-confirm-listing.ts</w:t>
+            </w:r>
+            <w:r>
+              <w:rPr>
+                <w:sz w:val="19"/>
+              </w:rPr>
+              <w:t>, marked TEMP)</w:t>
+            </w:r>
+          </w:p>
+        </w:tc>
+        <w:tc>
+          <w:tcPr>
+            <w:tcW w:type="dxa" w:w="2493"/>
+          </w:tcPr>
+          <w:p>
+            <w:r/>
+            <w:r>
+              <w:rPr>
+                <w:sz w:val="19"/>
+              </w:rPr>
+              <w:t>Me, once you say so</w:t>
+            </w:r>
+          </w:p>
+        </w:tc>
+        <w:tc>
+          <w:tcPr>
+            <w:tcW w:type="dxa" w:w="2493"/>
+          </w:tcPr>
+          <w:p>
+            <w:r/>
+            <w:r>
+              <w:rPr>
+                <w:sz w:val="19"/>
+              </w:rPr>
+              <w:t>Owners' details should not be copied to a personal inbox once the site is live</w:t>
+            </w:r>
+          </w:p>
+        </w:tc>
+      </w:tr>
+      <w:tr>
+        <w:tc>
+          <w:tcPr>
+            <w:tcW w:type="dxa" w:w="2493"/>
+          </w:tcPr>
+          <w:p>
+            <w:r/>
+            <w:r>
+              <w:rPr>
+                <w:sz w:val="19"/>
+              </w:rPr>
               <w:t>2.9</w:t>
             </w:r>
           </w:p>
@@ -868,16 +943,7 @@
         <w:pStyle w:val="ListBullet"/>
       </w:pPr>
       <w:r>
-        <w:t xml:space="preserve">☐ </w:t>
-      </w:r>
-      <w:r>
-        <w:rPr>
-          <w:b/>
-        </w:rPr>
-        <w:t>[You]</w:t>
-      </w:r>
-      <w:r>
-        <w:t xml:space="preserve"> Back up all three databases before touching anything (</w:t>
+        <w:t>☑ Backups of all three databases taken on 20 September 2026 (</w:t>
       </w:r>
       <w:r>
         <w:rPr>
@@ -885,10 +951,10 @@
           <w:color w:val="1F4E8C"/>
           <w:sz w:val="19"/>
         </w:rPr>
-        <w:t>wrangler d1 export</w:t>
+        <w:t>Hub/db-backups/2026-09-20/</w:t>
       </w:r>
       <w:r>
-        <w:t>, keep the files private; they contain user emails).</w:t>
+        <w:t>, private; they contain user emails). Take a fresh set again on launch day.</w:t>
       </w:r>
     </w:p>
     <w:p>
@@ -896,25 +962,7 @@
         <w:pStyle w:val="ListBullet"/>
       </w:pPr>
       <w:r>
-        <w:t xml:space="preserve">☐ </w:t>
-      </w:r>
-      <w:r>
-        <w:rPr>
-          <w:b/>
-        </w:rPr>
-        <w:t>[You/Me]</w:t>
-      </w:r>
-      <w:r>
-        <w:t xml:space="preserve"> Apply the pending migrations to </w:t>
-      </w:r>
-      <w:r>
-        <w:rPr>
-          <w:b/>
-        </w:rPr>
-        <w:t>Pretoria</w:t>
-      </w:r>
-      <w:r>
-        <w:t xml:space="preserve"> (event submissions </w:t>
+        <w:t xml:space="preserve">☑ Migrations applied to all three production databases (Pretoria </w:t>
       </w:r>
       <w:r>
         <w:rPr>
@@ -925,7 +973,7 @@
         <w:t>0035</w:t>
       </w:r>
       <w:r>
-        <w:t xml:space="preserve">, news and fuel </w:t>
+        <w:t>/</w:t>
       </w:r>
       <w:r>
         <w:rPr>
@@ -936,16 +984,18 @@
         <w:t>0036</w:t>
       </w:r>
       <w:r>
-        <w:t xml:space="preserve">) and </w:t>
+        <w:t>/</w:t>
       </w:r>
       <w:r>
         <w:rPr>
-          <w:b/>
+          <w:rFonts w:ascii="Consolas" w:hAnsi="Consolas"/>
+          <w:color w:val="1F4E8C"/>
+          <w:sz w:val="19"/>
         </w:rPr>
-        <w:t>Polokwane</w:t>
+        <w:t>0037</w:t>
       </w:r>
       <w:r>
-        <w:t xml:space="preserve"> (</w:t>
+        <w:t xml:space="preserve">, Polokwane </w:t>
       </w:r>
       <w:r>
         <w:rPr>
@@ -956,7 +1006,7 @@
         <w:t>0038</w:t>
       </w:r>
       <w:r>
-        <w:t xml:space="preserve">, </w:t>
+        <w:t>/</w:t>
       </w:r>
       <w:r>
         <w:rPr>
@@ -967,7 +1017,29 @@
         <w:t>0039</w:t>
       </w:r>
       <w:r>
-        <w:t>). Cape Town already has everything. The classifier requires your explicit go-ahead for each city.</w:t>
+        <w:t>/</w:t>
+      </w:r>
+      <w:r>
+        <w:rPr>
+          <w:rFonts w:ascii="Consolas" w:hAnsi="Consolas"/>
+          <w:color w:val="1F4E8C"/>
+          <w:sz w:val="19"/>
+        </w:rPr>
+        <w:t>0040</w:t>
+      </w:r>
+      <w:r>
+        <w:t xml:space="preserve">, Cape Town </w:t>
+      </w:r>
+      <w:r>
+        <w:rPr>
+          <w:rFonts w:ascii="Consolas" w:hAnsi="Consolas"/>
+          <w:color w:val="1F4E8C"/>
+          <w:sz w:val="19"/>
+        </w:rPr>
+        <w:t>0038</w:t>
+      </w:r>
+      <w:r>
+        <w:t>). Cape Town news (4 stories) and all three cities' fuel prices are loaded.</w:t>
       </w:r>
     </w:p>
     <w:p>
@@ -1001,44 +1073,7 @@
         <w:t>[Me]</w:t>
       </w:r>
       <w:r>
-        <w:t xml:space="preserve"> Load the September fuel prices and first news for Pretoria and Polokwane (files are ready in </w:t>
-      </w:r>
-      <w:r>
-        <w:rPr>
-          <w:rFonts w:ascii="Consolas" w:hAnsi="Consolas"/>
-          <w:color w:val="1F4E8C"/>
-          <w:sz w:val="19"/>
-        </w:rPr>
-        <w:t>db/routine-updates/</w:t>
-      </w:r>
-      <w:r>
-        <w:t>).</w:t>
-      </w:r>
-    </w:p>
-    <w:p>
-      <w:pPr>
-        <w:pStyle w:val="ListBullet"/>
-      </w:pPr>
-      <w:r>
-        <w:t xml:space="preserve">☐ </w:t>
-      </w:r>
-      <w:r>
-        <w:rPr>
-          <w:b/>
-        </w:rPr>
-        <w:t>[You]</w:t>
-      </w:r>
-      <w:r>
-        <w:t xml:space="preserve"> Create a </w:t>
-      </w:r>
-      <w:r>
-        <w:rPr>
-          <w:b/>
-        </w:rPr>
-        <w:t>staging</w:t>
-      </w:r>
-      <w:r>
-        <w:t xml:space="preserve"> database per city so the dev preview stops sharing the live database (today the preview reads and writes production data).</w:t>
+        <w:t xml:space="preserve"> Publish the first news stories for Pretoria and Polokwane (run their news routines).</w:t>
       </w:r>
     </w:p>
     <w:p>
@@ -1234,6 +1269,34 @@
       </w:r>
       <w:r>
         <w:t>, the deploy hook for the admin "Rebuild &amp; deploy" button, and Google sign-in keys for Polokwane and Cape Town.</w:t>
+      </w:r>
+    </w:p>
+    <w:p>
+      <w:pPr>
+        <w:pStyle w:val="ListBullet"/>
+      </w:pPr>
+      <w:r>
+        <w:t xml:space="preserve">☐ </w:t>
+      </w:r>
+      <w:r>
+        <w:rPr>
+          <w:b/>
+        </w:rPr>
+        <w:t>[You]</w:t>
+      </w:r>
+      <w:r>
+        <w:t xml:space="preserve"> Confirm </w:t>
+      </w:r>
+      <w:r>
+        <w:rPr>
+          <w:rFonts w:ascii="Consolas" w:hAnsi="Consolas"/>
+          <w:color w:val="1F4E8C"/>
+          <w:sz w:val="19"/>
+        </w:rPr>
+        <w:t>RESEND_API_KEY</w:t>
+      </w:r>
+      <w:r>
+        <w:t xml:space="preserve"> is set on each Pages project (Production and Preview) and that each site's domain is verified in Resend. All email now goes through the website, so without this messages are still saved and visible in the admin Enquiries tab, but nothing is emailed.</w:t>
       </w:r>
     </w:p>
     <w:p>

--- a/ETHAN-PRODUCTION-TODO.docx
+++ b/ETHAN-PRODUCTION-TODO.docx
@@ -1237,16 +1237,16 @@
         <w:pStyle w:val="ListBullet"/>
       </w:pPr>
       <w:r>
-        <w:t xml:space="preserve">☐ </w:t>
+        <w:t xml:space="preserve">☑ Checked on 20 September 2026: the </w:t>
       </w:r>
       <w:r>
         <w:rPr>
           <w:b/>
         </w:rPr>
-        <w:t>[You]</w:t>
+        <w:t>Production</w:t>
       </w:r>
       <w:r>
-        <w:t xml:space="preserve"> Confirm the other secrets exist on all three Pages projects: </w:t>
+        <w:t xml:space="preserve"> environment of all three Pages projects already has </w:t>
       </w:r>
       <w:r>
         <w:rPr>
@@ -1268,7 +1268,18 @@
         <w:t>CRON_SECRET</w:t>
       </w:r>
       <w:r>
-        <w:t>, the deploy hook for the admin "Rebuild &amp; deploy" button, and Google sign-in keys for Polokwane and Cape Town.</w:t>
+        <w:t xml:space="preserve">, </w:t>
+      </w:r>
+      <w:r>
+        <w:rPr>
+          <w:rFonts w:ascii="Consolas" w:hAnsi="Consolas"/>
+          <w:color w:val="1F4E8C"/>
+          <w:sz w:val="19"/>
+        </w:rPr>
+        <w:t>GITHUB_DISPATCH_TOKEN</w:t>
+      </w:r>
+      <w:r>
+        <w:t xml:space="preserve"> (the rebuild hook), Google sign-in keys and the four PayFast values. Only their names can be seen, not the values.</w:t>
       </w:r>
     </w:p>
     <w:p>
@@ -1285,7 +1296,42 @@
         <w:t>[You]</w:t>
       </w:r>
       <w:r>
-        <w:t xml:space="preserve"> Confirm </w:t>
+        <w:t xml:space="preserve"> Confirm the PayFast values in Production are the </w:t>
+      </w:r>
+      <w:r>
+        <w:rPr>
+          <w:b/>
+        </w:rPr>
+        <w:t>live</w:t>
+      </w:r>
+      <w:r>
+        <w:t xml:space="preserve"> credentials, not the sandbox ones.</w:t>
+      </w:r>
+    </w:p>
+    <w:p>
+      <w:pPr>
+        <w:pStyle w:val="ListBullet"/>
+      </w:pPr>
+      <w:r>
+        <w:t xml:space="preserve">☐ </w:t>
+      </w:r>
+      <w:r>
+        <w:rPr>
+          <w:b/>
+        </w:rPr>
+        <w:t>[You]</w:t>
+      </w:r>
+      <w:r>
+        <w:t xml:space="preserve"> The </w:t>
+      </w:r>
+      <w:r>
+        <w:rPr>
+          <w:b/>
+        </w:rPr>
+        <w:t>Preview</w:t>
+      </w:r>
+      <w:r>
+        <w:t xml:space="preserve"> environment has no secrets at all, so the dev preview cannot send email, take payments or use Google sign-in (a test message on the Cape Town preview was saved but not emailed). To test those on the preview, add </w:t>
       </w:r>
       <w:r>
         <w:rPr>
@@ -1296,7 +1342,35 @@
         <w:t>RESEND_API_KEY</w:t>
       </w:r>
       <w:r>
-        <w:t xml:space="preserve"> is set on each Pages project (Production and Preview) and that each site's domain is verified in Resend. All email now goes through the website, so without this messages are still saved and visible in the admin Enquiries tab, but nothing is emailed.</w:t>
+        <w:t xml:space="preserve"> (and the PayFast values) to the Preview environment of each project. Production is unaffected.</w:t>
+      </w:r>
+    </w:p>
+    <w:p>
+      <w:pPr>
+        <w:pStyle w:val="ListBullet"/>
+      </w:pPr>
+      <w:r>
+        <w:t xml:space="preserve">☐ </w:t>
+      </w:r>
+      <w:r>
+        <w:rPr>
+          <w:b/>
+        </w:rPr>
+        <w:t>[You]</w:t>
+      </w:r>
+      <w:r>
+        <w:t xml:space="preserve"> Confirm each site's domain is verified in Resend (the key exists in Production; the sender is </w:t>
+      </w:r>
+      <w:r>
+        <w:rPr>
+          <w:rFonts w:ascii="Consolas" w:hAnsi="Consolas"/>
+          <w:color w:val="1F4E8C"/>
+          <w:sz w:val="19"/>
+        </w:rPr>
+        <w:t>hello@&lt;domain&gt;</w:t>
+      </w:r>
+      <w:r>
+        <w:t>). All email now goes through the website, so if a domain is not verified messages are still saved and visible in the admin Enquiries tab, but not emailed.</w:t>
       </w:r>
     </w:p>
     <w:p>

--- a/ETHAN-PRODUCTION-TODO.docx
+++ b/ETHAN-PRODUCTION-TODO.docx
@@ -405,7 +405,7 @@
               <w:rPr>
                 <w:sz w:val="19"/>
               </w:rPr>
-              <w:t>2.3</w:t>
+              <w:t>2.2</w:t>
             </w:r>
           </w:p>
         </w:tc>
@@ -477,7 +477,7 @@
               <w:rPr>
                 <w:sz w:val="19"/>
               </w:rPr>
-              <w:t>2.4</w:t>
+              <w:t>2.3</w:t>
             </w:r>
           </w:p>
         </w:tc>
@@ -535,7 +535,7 @@
               <w:rPr>
                 <w:sz w:val="19"/>
               </w:rPr>
-              <w:t>2.5</w:t>
+              <w:t>2.4</w:t>
             </w:r>
           </w:p>
         </w:tc>
@@ -593,7 +593,7 @@
               <w:rPr>
                 <w:sz w:val="19"/>
               </w:rPr>
-              <w:t>2.6</w:t>
+              <w:t>2.5</w:t>
             </w:r>
           </w:p>
         </w:tc>
@@ -679,7 +679,7 @@
               <w:rPr>
                 <w:sz w:val="19"/>
               </w:rPr>
-              <w:t>2.7</w:t>
+              <w:t>2.6</w:t>
             </w:r>
           </w:p>
         </w:tc>
@@ -737,7 +737,7 @@
               <w:rPr>
                 <w:sz w:val="19"/>
               </w:rPr>
-              <w:t>2.8</w:t>
+              <w:t>2.7</w:t>
             </w:r>
           </w:p>
         </w:tc>
@@ -795,7 +795,7 @@
               <w:rPr>
                 <w:sz w:val="19"/>
               </w:rPr>
-              <w:t>2.10</w:t>
+              <w:t>2.8</w:t>
             </w:r>
           </w:p>
         </w:tc>
@@ -1073,7 +1073,7 @@
         <w:t>[Me]</w:t>
       </w:r>
       <w:r>
-        <w:t xml:space="preserve"> Publish the first news stories for Pretoria and Polokwane (run their news routines).</w:t>
+        <w:t xml:space="preserve"> Publish the first news stories for Pretoria and Polokwane (run their news routines). Their news tables are empty, so the homepage news panel stays hidden there until this is done.</w:t>
       </w:r>
     </w:p>
     <w:p>
@@ -1220,23 +1220,6 @@
         <w:pStyle w:val="ListBullet"/>
       </w:pPr>
       <w:r>
-        <w:t xml:space="preserve">☐ </w:t>
-      </w:r>
-      <w:r>
-        <w:rPr>
-          <w:b/>
-        </w:rPr>
-        <w:t>[You]</w:t>
-      </w:r>
-      <w:r>
-        <w:t xml:space="preserve"> Live PayFast merchant ID, key, passphrase and host as secrets on all three Pages projects (currently sandbox).</w:t>
-      </w:r>
-    </w:p>
-    <w:p>
-      <w:pPr>
-        <w:pStyle w:val="ListBullet"/>
-      </w:pPr>
-      <w:r>
         <w:t xml:space="preserve">☑ Checked on 20 September 2026: the </w:t>
       </w:r>
       <w:r>
@@ -1296,7 +1279,7 @@
         <w:t>[You]</w:t>
       </w:r>
       <w:r>
-        <w:t xml:space="preserve"> Confirm the PayFast values in Production are the </w:t>
+        <w:t xml:space="preserve"> Switch PayFast to </w:t>
       </w:r>
       <w:r>
         <w:rPr>
@@ -1305,7 +1288,7 @@
         <w:t>live</w:t>
       </w:r>
       <w:r>
-        <w:t xml:space="preserve"> credentials, not the sandbox ones.</w:t>
+        <w:t xml:space="preserve"> credentials: check that the merchant ID, key, passphrase and host stored in Production on all three projects are the live ones, not the sandbox ones.</w:t>
       </w:r>
     </w:p>
     <w:p>

--- a/ETHAN-PRODUCTION-TODO.docx
+++ b/ETHAN-PRODUCTION-TODO.docx
@@ -228,6 +228,130 @@
     </w:p>
     <w:p>
       <w:pPr>
+        <w:pStyle w:val="ListBullet"/>
+      </w:pPr>
+      <w:r>
+        <w:t xml:space="preserve">☑ </w:t>
+      </w:r>
+      <w:r>
+        <w:rPr>
+          <w:b/>
+        </w:rPr>
+        <w:t>Trading hours and shopping centre are now saved.</w:t>
+      </w:r>
+      <w:r>
+        <w:t xml:space="preserve"> The "Add your business" form stores them, and approving the listing copies them onto the published business (checked end to end on the live preview with a test listing, since deleted).</w:t>
+      </w:r>
+    </w:p>
+    <w:p>
+      <w:pPr>
+        <w:pStyle w:val="ListBullet"/>
+      </w:pPr>
+      <w:r>
+        <w:t xml:space="preserve">☑ </w:t>
+      </w:r>
+      <w:r>
+        <w:rPr>
+          <w:b/>
+        </w:rPr>
+        <w:t>Every public form is rate limited</w:t>
+      </w:r>
+      <w:r>
+        <w:t xml:space="preserve"> per visitor per hour (add listing, add event, claim, report, removal, contact, enquiry), on top of the honeypot and minimum time on form.</w:t>
+      </w:r>
+    </w:p>
+    <w:p>
+      <w:pPr>
+        <w:pStyle w:val="ListBullet"/>
+      </w:pPr>
+      <w:r>
+        <w:t xml:space="preserve">☑ </w:t>
+      </w:r>
+      <w:r>
+        <w:rPr>
+          <w:rFonts w:ascii="Consolas" w:hAnsi="Consolas"/>
+          <w:color w:val="1F4E8C"/>
+          <w:sz w:val="19"/>
+        </w:rPr>
+        <w:t>/tourism/</w:t>
+      </w:r>
+      <w:r>
+        <w:t xml:space="preserve"> now redirects home (and stays out of the sitemap) on Cape Town and Pretoria, which have no tourism section; Polokwane keeps it.</w:t>
+      </w:r>
+    </w:p>
+    <w:p>
+      <w:pPr>
+        <w:pStyle w:val="ListBullet"/>
+      </w:pPr>
+      <w:r>
+        <w:t>☑ The backend type-check now runs in the preview build and stops a broken change from deploying.</w:t>
+      </w:r>
+    </w:p>
+    <w:p>
+      <w:pPr>
+        <w:pStyle w:val="ListBullet"/>
+      </w:pPr>
+      <w:r>
+        <w:t xml:space="preserve">☑ </w:t>
+      </w:r>
+      <w:r>
+        <w:rPr>
+          <w:rFonts w:ascii="Consolas" w:hAnsi="Consolas"/>
+          <w:color w:val="1F4E8C"/>
+          <w:sz w:val="19"/>
+        </w:rPr>
+        <w:t>npm run check:links</w:t>
+      </w:r>
+      <w:r>
+        <w:t xml:space="preserve"> (crawls a build for broken links) and </w:t>
+      </w:r>
+      <w:r>
+        <w:rPr>
+          <w:rFonts w:ascii="Consolas" w:hAnsi="Consolas"/>
+          <w:color w:val="1F4E8C"/>
+          <w:sz w:val="19"/>
+        </w:rPr>
+        <w:t>npm run check:smoke</w:t>
+      </w:r>
+      <w:r>
+        <w:t xml:space="preserve"> (opens 40 pages at desktop and phone width) are saved in the repo; both pass.</w:t>
+      </w:r>
+    </w:p>
+    <w:p>
+      <w:pPr>
+        <w:pStyle w:val="ListBullet"/>
+      </w:pPr>
+      <w:r>
+        <w:t>☑ The four Cape Town businesses that had no category are categorised (four missing categories were added to Cape Town to fit them).</w:t>
+      </w:r>
+    </w:p>
+    <w:p>
+      <w:pPr>
+        <w:pStyle w:val="ListBullet"/>
+      </w:pPr>
+      <w:r>
+        <w:t xml:space="preserve">☑ </w:t>
+      </w:r>
+      <w:r>
+        <w:rPr>
+          <w:b/>
+        </w:rPr>
+        <w:t>Suburb map coordinates:</w:t>
+      </w:r>
+      <w:r>
+        <w:t xml:space="preserve"> Cape Town went from 0 to 162 of 168 suburbs, Pretoria from 178 to 180 of 218, Polokwane from 30 to 31 of 38. The map page now draws them.</w:t>
+      </w:r>
+    </w:p>
+    <w:p>
+      <w:pPr>
+        <w:pStyle w:val="ListBullet"/>
+      </w:pPr>
+      <w:r>
+        <w:t>☑ First news stories published for all three cities (Cape Town 4, Pretoria 2, Polokwane 2), each checked against two sources.</w:t>
+      </w:r>
+    </w:p>
+    <w:p>
+      <w:pPr>
         <w:pStyle w:val="Heading1"/>
       </w:pPr>
       <w:r>
@@ -361,7 +485,7 @@
               <w:rPr>
                 <w:sz w:val="19"/>
               </w:rPr>
-              <w:t>Save trading hours and shopping centre from the "Add your business" form (needs a small database migration and a change to how approved listings are created)</w:t>
+              <w:t>Run the payment flow end to end on the PayFast sandbox: subscribe, payment notification, cancel, expiry, sponsorship purchase, rejected-listing refund note</w:t>
             </w:r>
           </w:p>
         </w:tc>
@@ -375,7 +499,7 @@
               <w:rPr>
                 <w:sz w:val="19"/>
               </w:rPr>
-              <w:t>Me</w:t>
+              <w:t>Me + You</w:t>
             </w:r>
           </w:p>
         </w:tc>
@@ -389,7 +513,7 @@
               <w:rPr>
                 <w:sz w:val="19"/>
               </w:rPr>
-              <w:t>Today these two fields are collected but only emailed to admin, so the step-3 preview promises something we don't store</w:t>
+              <w:t>The biggest untested area. Needs PayFast values in the Preview environment (see section 5)</w:t>
             </w:r>
           </w:p>
         </w:tc>
@@ -419,21 +543,7 @@
               <w:rPr>
                 <w:sz w:val="19"/>
               </w:rPr>
-              <w:t xml:space="preserve">Hide </w:t>
-            </w:r>
-            <w:r>
-              <w:rPr>
-                <w:rFonts w:ascii="Consolas" w:hAnsi="Consolas"/>
-                <w:color w:val="1F4E8C"/>
-                <w:sz w:val="17"/>
-              </w:rPr>
-              <w:t>/tourism/</w:t>
-            </w:r>
-            <w:r>
-              <w:rPr>
-                <w:sz w:val="19"/>
-              </w:rPr>
-              <w:t xml:space="preserve"> on Cape Town and Pretoria</w:t>
+              <w:t>Exercise the remaining endpoints against the real database: claim, submit-event and approve, admin listings, guide sponsorship. (Contact, enquiry and add-business with approval are already verified live.)</w:t>
             </w:r>
           </w:p>
         </w:tc>
@@ -461,7 +571,7 @@
               <w:rPr>
                 <w:sz w:val="19"/>
               </w:rPr>
-              <w:t>The page exists there but nothing links to it</w:t>
+              <w:t>The rest were only tested with mocked responses</w:t>
             </w:r>
           </w:p>
         </w:tc>
@@ -478,324 +588,6 @@
                 <w:sz w:val="19"/>
               </w:rPr>
               <w:t>2.3</w:t>
-            </w:r>
-          </w:p>
-        </w:tc>
-        <w:tc>
-          <w:tcPr>
-            <w:tcW w:type="dxa" w:w="2493"/>
-          </w:tcPr>
-          <w:p>
-            <w:r/>
-            <w:r>
-              <w:rPr>
-                <w:sz w:val="19"/>
-              </w:rPr>
-              <w:t>Extend the per-visitor rate limit (already on contact and enquiry) to add listing, add event, claim, report and removal</w:t>
-            </w:r>
-          </w:p>
-        </w:tc>
-        <w:tc>
-          <w:tcPr>
-            <w:tcW w:type="dxa" w:w="2493"/>
-          </w:tcPr>
-          <w:p>
-            <w:r/>
-            <w:r>
-              <w:rPr>
-                <w:sz w:val="19"/>
-              </w:rPr>
-              <w:t>Me</w:t>
-            </w:r>
-          </w:p>
-        </w:tc>
-        <w:tc>
-          <w:tcPr>
-            <w:tcW w:type="dxa" w:w="2493"/>
-          </w:tcPr>
-          <w:p>
-            <w:r/>
-            <w:r>
-              <w:rPr>
-                <w:sz w:val="19"/>
-              </w:rPr>
-              <w:t>Those forms still have only a hidden honeypot field and a minimum time on form</w:t>
-            </w:r>
-          </w:p>
-        </w:tc>
-      </w:tr>
-      <w:tr>
-        <w:tc>
-          <w:tcPr>
-            <w:tcW w:type="dxa" w:w="2493"/>
-          </w:tcPr>
-          <w:p>
-            <w:r/>
-            <w:r>
-              <w:rPr>
-                <w:sz w:val="19"/>
-              </w:rPr>
-              <w:t>2.4</w:t>
-            </w:r>
-          </w:p>
-        </w:tc>
-        <w:tc>
-          <w:tcPr>
-            <w:tcW w:type="dxa" w:w="2493"/>
-          </w:tcPr>
-          <w:p>
-            <w:r/>
-            <w:r>
-              <w:rPr>
-                <w:sz w:val="19"/>
-              </w:rPr>
-              <w:t>Add the backend type-check and the news check to the preview build workflow</w:t>
-            </w:r>
-          </w:p>
-        </w:tc>
-        <w:tc>
-          <w:tcPr>
-            <w:tcW w:type="dxa" w:w="2493"/>
-          </w:tcPr>
-          <w:p>
-            <w:r/>
-            <w:r>
-              <w:rPr>
-                <w:sz w:val="19"/>
-              </w:rPr>
-              <w:t>Me</w:t>
-            </w:r>
-          </w:p>
-        </w:tc>
-        <w:tc>
-          <w:tcPr>
-            <w:tcW w:type="dxa" w:w="2493"/>
-          </w:tcPr>
-          <w:p>
-            <w:r/>
-            <w:r>
-              <w:rPr>
-                <w:sz w:val="19"/>
-              </w:rPr>
-              <w:t>So a broken change can't be deployed unnoticed</w:t>
-            </w:r>
-          </w:p>
-        </w:tc>
-      </w:tr>
-      <w:tr>
-        <w:tc>
-          <w:tcPr>
-            <w:tcW w:type="dxa" w:w="2493"/>
-          </w:tcPr>
-          <w:p>
-            <w:r/>
-            <w:r>
-              <w:rPr>
-                <w:sz w:val="19"/>
-              </w:rPr>
-              <w:t>2.5</w:t>
-            </w:r>
-          </w:p>
-        </w:tc>
-        <w:tc>
-          <w:tcPr>
-            <w:tcW w:type="dxa" w:w="2493"/>
-          </w:tcPr>
-          <w:p>
-            <w:r/>
-            <w:r>
-              <w:rPr>
-                <w:sz w:val="19"/>
-              </w:rPr>
-              <w:t>Save the link checker and the browser smoke test as repo scripts (</w:t>
-            </w:r>
-            <w:r>
-              <w:rPr>
-                <w:rFonts w:ascii="Consolas" w:hAnsi="Consolas"/>
-                <w:color w:val="1F4E8C"/>
-                <w:sz w:val="17"/>
-              </w:rPr>
-              <w:t>npm run check:links</w:t>
-            </w:r>
-            <w:r>
-              <w:rPr>
-                <w:sz w:val="19"/>
-              </w:rPr>
-              <w:t xml:space="preserve">, </w:t>
-            </w:r>
-            <w:r>
-              <w:rPr>
-                <w:rFonts w:ascii="Consolas" w:hAnsi="Consolas"/>
-                <w:color w:val="1F4E8C"/>
-                <w:sz w:val="17"/>
-              </w:rPr>
-              <w:t>npm run check:smoke</w:t>
-            </w:r>
-            <w:r>
-              <w:rPr>
-                <w:sz w:val="19"/>
-              </w:rPr>
-              <w:t>)</w:t>
-            </w:r>
-          </w:p>
-        </w:tc>
-        <w:tc>
-          <w:tcPr>
-            <w:tcW w:type="dxa" w:w="2493"/>
-          </w:tcPr>
-          <w:p>
-            <w:r/>
-            <w:r>
-              <w:rPr>
-                <w:sz w:val="19"/>
-              </w:rPr>
-              <w:t>Me</w:t>
-            </w:r>
-          </w:p>
-        </w:tc>
-        <w:tc>
-          <w:tcPr>
-            <w:tcW w:type="dxa" w:w="2493"/>
-          </w:tcPr>
-          <w:p>
-            <w:r/>
-            <w:r>
-              <w:rPr>
-                <w:sz w:val="19"/>
-              </w:rPr>
-              <w:t>So every release can be verified the same way</w:t>
-            </w:r>
-          </w:p>
-        </w:tc>
-      </w:tr>
-      <w:tr>
-        <w:tc>
-          <w:tcPr>
-            <w:tcW w:type="dxa" w:w="2493"/>
-          </w:tcPr>
-          <w:p>
-            <w:r/>
-            <w:r>
-              <w:rPr>
-                <w:sz w:val="19"/>
-              </w:rPr>
-              <w:t>2.6</w:t>
-            </w:r>
-          </w:p>
-        </w:tc>
-        <w:tc>
-          <w:tcPr>
-            <w:tcW w:type="dxa" w:w="2493"/>
-          </w:tcPr>
-          <w:p>
-            <w:r/>
-            <w:r>
-              <w:rPr>
-                <w:sz w:val="19"/>
-              </w:rPr>
-              <w:t>Run the payment flow end to end on the PayFast sandbox: subscribe, payment notification, cancel, expiry, sponsorship purchase, rejected-listing refund note</w:t>
-            </w:r>
-          </w:p>
-        </w:tc>
-        <w:tc>
-          <w:tcPr>
-            <w:tcW w:type="dxa" w:w="2493"/>
-          </w:tcPr>
-          <w:p>
-            <w:r/>
-            <w:r>
-              <w:rPr>
-                <w:sz w:val="19"/>
-              </w:rPr>
-              <w:t>Me + You</w:t>
-            </w:r>
-          </w:p>
-        </w:tc>
-        <w:tc>
-          <w:tcPr>
-            <w:tcW w:type="dxa" w:w="2493"/>
-          </w:tcPr>
-          <w:p>
-            <w:r/>
-            <w:r>
-              <w:rPr>
-                <w:sz w:val="19"/>
-              </w:rPr>
-              <w:t>This is the biggest untested area</w:t>
-            </w:r>
-          </w:p>
-        </w:tc>
-      </w:tr>
-      <w:tr>
-        <w:tc>
-          <w:tcPr>
-            <w:tcW w:type="dxa" w:w="2493"/>
-          </w:tcPr>
-          <w:p>
-            <w:r/>
-            <w:r>
-              <w:rPr>
-                <w:sz w:val="19"/>
-              </w:rPr>
-              <w:t>2.7</w:t>
-            </w:r>
-          </w:p>
-        </w:tc>
-        <w:tc>
-          <w:tcPr>
-            <w:tcW w:type="dxa" w:w="2493"/>
-          </w:tcPr>
-          <w:p>
-            <w:r/>
-            <w:r>
-              <w:rPr>
-                <w:sz w:val="19"/>
-              </w:rPr>
-              <w:t>Exercise every new endpoint against a real database (submit-event and approve, claim, listing flow, admin listings, guide sponsorship)</w:t>
-            </w:r>
-          </w:p>
-        </w:tc>
-        <w:tc>
-          <w:tcPr>
-            <w:tcW w:type="dxa" w:w="2493"/>
-          </w:tcPr>
-          <w:p>
-            <w:r/>
-            <w:r>
-              <w:rPr>
-                <w:sz w:val="19"/>
-              </w:rPr>
-              <w:t>Me</w:t>
-            </w:r>
-          </w:p>
-        </w:tc>
-        <w:tc>
-          <w:tcPr>
-            <w:tcW w:type="dxa" w:w="2493"/>
-          </w:tcPr>
-          <w:p>
-            <w:r/>
-            <w:r>
-              <w:rPr>
-                <w:sz w:val="19"/>
-              </w:rPr>
-              <w:t>They were only tested with mocked responses</w:t>
-            </w:r>
-          </w:p>
-        </w:tc>
-      </w:tr>
-      <w:tr>
-        <w:tc>
-          <w:tcPr>
-            <w:tcW w:type="dxa" w:w="2493"/>
-          </w:tcPr>
-          <w:p>
-            <w:r/>
-            <w:r>
-              <w:rPr>
-                <w:sz w:val="19"/>
-              </w:rPr>
-              <w:t>2.8</w:t>
             </w:r>
           </w:p>
         </w:tc>
@@ -881,7 +673,7 @@
               <w:rPr>
                 <w:sz w:val="19"/>
               </w:rPr>
-              <w:t>2.9</w:t>
+              <w:t>2.4</w:t>
             </w:r>
           </w:p>
         </w:tc>
@@ -895,7 +687,7 @@
               <w:rPr>
                 <w:sz w:val="19"/>
               </w:rPr>
-              <w:t>Add real content where the mockup is empty and you decide to keep it: reviews, views/clicks/enquiries data, invoice PDFs</w:t>
+              <w:t>Add real content where the mockup is empty and you decide to keep it: reviews, views/clicks data, an owner's own enquiries, invoice PDFs</w:t>
             </w:r>
           </w:p>
         </w:tc>
@@ -962,84 +754,7 @@
         <w:pStyle w:val="ListBullet"/>
       </w:pPr>
       <w:r>
-        <w:t xml:space="preserve">☑ Migrations applied to all three production databases (Pretoria </w:t>
-      </w:r>
-      <w:r>
-        <w:rPr>
-          <w:rFonts w:ascii="Consolas" w:hAnsi="Consolas"/>
-          <w:color w:val="1F4E8C"/>
-          <w:sz w:val="19"/>
-        </w:rPr>
-        <w:t>0035</w:t>
-      </w:r>
-      <w:r>
-        <w:t>/</w:t>
-      </w:r>
-      <w:r>
-        <w:rPr>
-          <w:rFonts w:ascii="Consolas" w:hAnsi="Consolas"/>
-          <w:color w:val="1F4E8C"/>
-          <w:sz w:val="19"/>
-        </w:rPr>
-        <w:t>0036</w:t>
-      </w:r>
-      <w:r>
-        <w:t>/</w:t>
-      </w:r>
-      <w:r>
-        <w:rPr>
-          <w:rFonts w:ascii="Consolas" w:hAnsi="Consolas"/>
-          <w:color w:val="1F4E8C"/>
-          <w:sz w:val="19"/>
-        </w:rPr>
-        <w:t>0037</w:t>
-      </w:r>
-      <w:r>
-        <w:t xml:space="preserve">, Polokwane </w:t>
-      </w:r>
-      <w:r>
-        <w:rPr>
-          <w:rFonts w:ascii="Consolas" w:hAnsi="Consolas"/>
-          <w:color w:val="1F4E8C"/>
-          <w:sz w:val="19"/>
-        </w:rPr>
-        <w:t>0038</w:t>
-      </w:r>
-      <w:r>
-        <w:t>/</w:t>
-      </w:r>
-      <w:r>
-        <w:rPr>
-          <w:rFonts w:ascii="Consolas" w:hAnsi="Consolas"/>
-          <w:color w:val="1F4E8C"/>
-          <w:sz w:val="19"/>
-        </w:rPr>
-        <w:t>0039</w:t>
-      </w:r>
-      <w:r>
-        <w:t>/</w:t>
-      </w:r>
-      <w:r>
-        <w:rPr>
-          <w:rFonts w:ascii="Consolas" w:hAnsi="Consolas"/>
-          <w:color w:val="1F4E8C"/>
-          <w:sz w:val="19"/>
-        </w:rPr>
-        <w:t>0040</w:t>
-      </w:r>
-      <w:r>
-        <w:t xml:space="preserve">, Cape Town </w:t>
-      </w:r>
-      <w:r>
-        <w:rPr>
-          <w:rFonts w:ascii="Consolas" w:hAnsi="Consolas"/>
-          <w:color w:val="1F4E8C"/>
-          <w:sz w:val="19"/>
-        </w:rPr>
-        <w:t>0038</w:t>
-      </w:r>
-      <w:r>
-        <w:t>). Cape Town news (4 stories) and all three cities' fuel prices are loaded.</w:t>
+        <w:t>☑ Every migration is applied to all three production databases: event submissions, news and fuel, messages, submission hours and centre, and rate limits.</w:t>
       </w:r>
     </w:p>
     <w:p>
@@ -1047,33 +762,7 @@
         <w:pStyle w:val="ListBullet"/>
       </w:pPr>
       <w:r>
-        <w:t xml:space="preserve">☐ </w:t>
-      </w:r>
-      <w:r>
-        <w:rPr>
-          <w:b/>
-        </w:rPr>
-        <w:t>[You/Me]</w:t>
-      </w:r>
-      <w:r>
-        <w:t xml:space="preserve"> After 2.1, apply its migration to all three.</w:t>
-      </w:r>
-    </w:p>
-    <w:p>
-      <w:pPr>
-        <w:pStyle w:val="ListBullet"/>
-      </w:pPr>
-      <w:r>
-        <w:t xml:space="preserve">☐ </w:t>
-      </w:r>
-      <w:r>
-        <w:rPr>
-          <w:b/>
-        </w:rPr>
-        <w:t>[Me]</w:t>
-      </w:r>
-      <w:r>
-        <w:t xml:space="preserve"> Publish the first news stories for Pretoria and Polokwane (run their news routines). Their news tables are empty, so the homepage news panel stays hidden there until this is done.</w:t>
+        <w:t>☑ News is loaded for all three cities (Cape Town 4 stories, Pretoria 2, Polokwane 2) and fuel prices for all three.</w:t>
       </w:r>
     </w:p>
     <w:p>
@@ -1126,7 +815,51 @@
         <w:t>[You/Me]</w:t>
       </w:r>
       <w:r>
-        <w:t xml:space="preserve"> Give the four Cape Town businesses with no category one (they are hidden from browsing): Advanced Electric Fencing, Craigmore Poultry Farm, Nicol Coachworks, Photo Booth World. Needs a database write.</w:t>
+        <w:t xml:space="preserve"> Remove or fix the dead business websites (</w:t>
+      </w:r>
+      <w:r>
+        <w:rPr>
+          <w:rFonts w:ascii="Consolas" w:hAnsi="Consolas"/>
+          <w:color w:val="1F4E8C"/>
+          <w:sz w:val="19"/>
+        </w:rPr>
+        <w:t>amarecapetown.com</w:t>
+      </w:r>
+      <w:r>
+        <w:t xml:space="preserve"> and </w:t>
+      </w:r>
+      <w:r>
+        <w:rPr>
+          <w:rFonts w:ascii="Consolas" w:hAnsi="Consolas"/>
+          <w:color w:val="1F4E8C"/>
+          <w:sz w:val="19"/>
+        </w:rPr>
+        <w:t>leeschinesekitchen.co.za</w:t>
+      </w:r>
+      <w:r>
+        <w:t xml:space="preserve"> do not exist; </w:t>
+      </w:r>
+      <w:r>
+        <w:rPr>
+          <w:rFonts w:ascii="Consolas" w:hAnsi="Consolas"/>
+          <w:color w:val="1F4E8C"/>
+          <w:sz w:val="19"/>
+        </w:rPr>
+        <w:t>arcww.co.za</w:t>
+      </w:r>
+      <w:r>
+        <w:t xml:space="preserve"> and </w:t>
+      </w:r>
+      <w:r>
+        <w:rPr>
+          <w:rFonts w:ascii="Consolas" w:hAnsi="Consolas"/>
+          <w:color w:val="1F4E8C"/>
+          <w:sz w:val="19"/>
+        </w:rPr>
+        <w:t>apnisleep.co.za</w:t>
+      </w:r>
+      <w:r>
+        <w:t xml:space="preserve"> returned errors). Needs your call on whether to clear them.</w:t>
       </w:r>
     </w:p>
     <w:p>
@@ -1143,68 +876,7 @@
         <w:t>[You/Me]</w:t>
       </w:r>
       <w:r>
-        <w:t xml:space="preserve"> Remove or fix the dead business websites (</w:t>
-      </w:r>
-      <w:r>
-        <w:rPr>
-          <w:rFonts w:ascii="Consolas" w:hAnsi="Consolas"/>
-          <w:color w:val="1F4E8C"/>
-          <w:sz w:val="19"/>
-        </w:rPr>
-        <w:t>amarecapetown.com</w:t>
-      </w:r>
-      <w:r>
-        <w:t xml:space="preserve">, </w:t>
-      </w:r>
-      <w:r>
-        <w:rPr>
-          <w:rFonts w:ascii="Consolas" w:hAnsi="Consolas"/>
-          <w:color w:val="1F4E8C"/>
-          <w:sz w:val="19"/>
-        </w:rPr>
-        <w:t>leeschinesekitchen.co.za</w:t>
-      </w:r>
-      <w:r>
-        <w:t xml:space="preserve">, </w:t>
-      </w:r>
-      <w:r>
-        <w:rPr>
-          <w:rFonts w:ascii="Consolas" w:hAnsi="Consolas"/>
-          <w:color w:val="1F4E8C"/>
-          <w:sz w:val="19"/>
-        </w:rPr>
-        <w:t>arcww.co.za</w:t>
-      </w:r>
-      <w:r>
-        <w:t xml:space="preserve">, </w:t>
-      </w:r>
-      <w:r>
-        <w:rPr>
-          <w:rFonts w:ascii="Consolas" w:hAnsi="Consolas"/>
-          <w:color w:val="1F4E8C"/>
-          <w:sz w:val="19"/>
-        </w:rPr>
-        <w:t>apnisleep.co.za</w:t>
-      </w:r>
-      <w:r>
-        <w:t>).</w:t>
-      </w:r>
-    </w:p>
-    <w:p>
-      <w:pPr>
-        <w:pStyle w:val="ListBullet"/>
-      </w:pPr>
-      <w:r>
-        <w:t xml:space="preserve">☐ </w:t>
-      </w:r>
-      <w:r>
-        <w:rPr>
-          <w:b/>
-        </w:rPr>
-        <w:t>[You/Me]</w:t>
-      </w:r>
-      <w:r>
-        <w:t xml:space="preserve"> Add coordinates to the 168 Cape Town suburbs so the suburb map shows something (Pretoria and Polokwane already have data or need checking).</w:t>
+        <w:t xml:space="preserve"> Suburbs still without map coordinates: 6 in Cape Town, 38 in Pretoria, 7 in Polokwane, mostly small industrial and farm areas the public map service does not know. They simply are not plotted. Add them by hand or with a paid geocoder if you want them on the map.</w:t>
       </w:r>
     </w:p>
     <w:p>
@@ -1563,7 +1235,29 @@
         <w:pStyle w:val="ListNumber"/>
       </w:pPr>
       <w:r>
-        <w:t>Run the link checker and the smoke test on the final preview build.</w:t>
+        <w:t xml:space="preserve">Run </w:t>
+      </w:r>
+      <w:r>
+        <w:rPr>
+          <w:rFonts w:ascii="Consolas" w:hAnsi="Consolas"/>
+          <w:color w:val="1F4E8C"/>
+          <w:sz w:val="19"/>
+        </w:rPr>
+        <w:t>npm run check:links</w:t>
+      </w:r>
+      <w:r>
+        <w:t xml:space="preserve"> on a build of each city and </w:t>
+      </w:r>
+      <w:r>
+        <w:rPr>
+          <w:rFonts w:ascii="Consolas" w:hAnsi="Consolas"/>
+          <w:color w:val="1F4E8C"/>
+          <w:sz w:val="19"/>
+        </w:rPr>
+        <w:t>npm run check:smoke</w:t>
+      </w:r>
+      <w:r>
+        <w:t xml:space="preserve"> against the final preview build.</w:t>
       </w:r>
     </w:p>
     <w:p>

--- a/ETHAN-PRODUCTION-TODO.docx
+++ b/ETHAN-PRODUCTION-TODO.docx
@@ -543,7 +543,7 @@
               <w:rPr>
                 <w:sz w:val="19"/>
               </w:rPr>
-              <w:t>Exercise the remaining endpoints against the real database: claim, submit-event and approve, admin listings, guide sponsorship. (Contact, enquiry and add-business with approval are already verified live.)</w:t>
+              <w:t>Exercise the last endpoints against the real database: claim and guide-sponsorship checkout. (Verified live on 20 Sept: contact, enquiry, add-business with approval, submit-event with approve and delete, and all nine admin endpoints answering with real data.)</w:t>
             </w:r>
           </w:p>
         </w:tc>
@@ -571,7 +571,7 @@
               <w:rPr>
                 <w:sz w:val="19"/>
               </w:rPr>
-              <w:t>The rest were only tested with mocked responses</w:t>
+              <w:t>Claim needs a signed-in owner with a document upload; guide sponsorship needs PayFast values in Preview (item 2.1)</w:t>
             </w:r>
           </w:p>
         </w:tc>

--- a/ETHAN-PRODUCTION-TODO.docx
+++ b/ETHAN-PRODUCTION-TODO.docx
@@ -806,16 +806,7 @@
         <w:pStyle w:val="ListBullet"/>
       </w:pPr>
       <w:r>
-        <w:t xml:space="preserve">☐ </w:t>
-      </w:r>
-      <w:r>
-        <w:rPr>
-          <w:b/>
-        </w:rPr>
-        <w:t>[You/Me]</w:t>
-      </w:r>
-      <w:r>
-        <w:t xml:space="preserve"> Remove or fix the dead business websites (</w:t>
+        <w:t>☑ The four dead business websites (</w:t>
       </w:r>
       <w:r>
         <w:rPr>
@@ -848,7 +839,7 @@
         <w:t>arcww.co.za</w:t>
       </w:r>
       <w:r>
-        <w:t xml:space="preserve"> and </w:t>
+        <w:t xml:space="preserve"> serves a 404 and </w:t>
       </w:r>
       <w:r>
         <w:rPr>
@@ -859,7 +850,24 @@
         <w:t>apnisleep.co.za</w:t>
       </w:r>
       <w:r>
-        <w:t xml:space="preserve"> returned errors). Needs your call on whether to clear them.</w:t>
+        <w:t xml:space="preserve"> a 500) were cleared from the Cape Town database on 20 September, so those listings no longer show a broken Website button.</w:t>
+      </w:r>
+    </w:p>
+    <w:p>
+      <w:pPr>
+        <w:pStyle w:val="ListBullet"/>
+      </w:pPr>
+      <w:r>
+        <w:t xml:space="preserve">☐ </w:t>
+      </w:r>
+      <w:r>
+        <w:rPr>
+          <w:b/>
+        </w:rPr>
+        <w:t>[Me]</w:t>
+      </w:r>
+      <w:r>
+        <w:t xml:space="preserve"> Proper map (Property24 style): business pins, suburb boundaries, a production-grade map provider. Plan sent 20 September; needs your go-ahead and a provider choice.</w:t>
       </w:r>
     </w:p>
     <w:p>

--- a/ETHAN-PRODUCTION-TODO.docx
+++ b/ETHAN-PRODUCTION-TODO.docx
@@ -265,7 +265,7 @@
         <w:pStyle w:val="ListBullet"/>
       </w:pPr>
       <w:r>
-        <w:t xml:space="preserve">☑ </w:t>
+        <w:t xml:space="preserve">☑ A stray </w:t>
       </w:r>
       <w:r>
         <w:rPr>
@@ -276,7 +276,7 @@
         <w:t>/tourism/</w:t>
       </w:r>
       <w:r>
-        <w:t xml:space="preserve"> now redirects home (and stays out of the sitemap) on Cape Town and Pretoria, which have no tourism section; Polokwane keeps it.</w:t>
+        <w:t xml:space="preserve"> page was hidden while those cities had no tourism content; the new Things to do page below replaces that.</w:t>
       </w:r>
     </w:p>
     <w:p>
@@ -348,6 +348,40 @@
       </w:pPr>
       <w:r>
         <w:t>☑ First news stories published for all three cities (Cape Town 4, Pretoria 2, Polokwane 2), each checked against two sources.</w:t>
+      </w:r>
+    </w:p>
+    <w:p>
+      <w:pPr>
+        <w:pStyle w:val="ListBullet"/>
+      </w:pPr>
+      <w:r>
+        <w:t xml:space="preserve">☑ </w:t>
+      </w:r>
+      <w:r>
+        <w:rPr>
+          <w:b/>
+        </w:rPr>
+        <w:t>"Things to do" (tourism) page now follows the mockup on all three cities:</w:t>
+      </w:r>
+      <w:r>
+        <w:t xml:space="preserve"> header link, hero, category chips, attraction cards, itineraries, "When to come", operator sidebar. It was previously Polokwane-only in the old design. The mockup's own attraction prices and times are shown as written and must be confirmed with each operator before launch (see section 7). Polokwane keeps its seven full attraction pages, linked from the cards.</w:t>
+      </w:r>
+    </w:p>
+    <w:p>
+      <w:pPr>
+        <w:pStyle w:val="ListBullet"/>
+      </w:pPr>
+      <w:r>
+        <w:t xml:space="preserve">☑ </w:t>
+      </w:r>
+      <w:r>
+        <w:rPr>
+          <w:b/>
+        </w:rPr>
+        <w:t>Claim verification now goes to the business's own email.</w:t>
+      </w:r>
+      <w:r>
+        <w:t xml:space="preserve"> When someone claims a business that has an email on file, the verification link is sent to that business address (never the claimant's), and the claimant gets an email saying the claim only completes once someone confirms it from that inbox. Confirming approves the claim automatically; "this isn't us" rejects it; links last 14 days. If the business has no email on file the claim falls back to manual review by an admin. Only 43 of 645 Cape Town, 172 of 9,660 Pretoria and 167 of 1,055 Polokwane businesses have an email on file, so most claims will still be manual until emails are added (see section 4).</w:t>
       </w:r>
     </w:p>
     <w:p>
@@ -543,7 +577,7 @@
               <w:rPr>
                 <w:sz w:val="19"/>
               </w:rPr>
-              <w:t>Exercise the last endpoints against the real database: claim and guide-sponsorship checkout. (Verified live on 20 Sept: contact, enquiry, add-business with approval, submit-event with approve and delete, and all nine admin endpoints answering with real data.)</w:t>
+              <w:t>Exercise the last endpoints against the real database: claim (including the new business-email verification, which needs Resend on Preview and a business that has an email) and guide-sponsorship checkout. (Verified live on 20 Sept: contact, enquiry, add-business with approval, submit-event with approve and delete, and all nine admin endpoints answering with real data.)</w:t>
             </w:r>
           </w:p>
         </w:tc>
@@ -889,6 +923,23 @@
     </w:p>
     <w:p>
       <w:pPr>
+        <w:pStyle w:val="ListBullet"/>
+      </w:pPr>
+      <w:r>
+        <w:t xml:space="preserve">☐ </w:t>
+      </w:r>
+      <w:r>
+        <w:rPr>
+          <w:b/>
+        </w:rPr>
+        <w:t>[Me]</w:t>
+      </w:r>
+      <w:r>
+        <w:t xml:space="preserve"> Add business email addresses at scale (only 2 to 7% of listings have one), so claim verification can go to the business inbox instead of a manual review. Best source: the routine that visits each business's own website (see section 7).</w:t>
+      </w:r>
+    </w:p>
+    <w:p>
+      <w:pPr>
         <w:pStyle w:val="Heading1"/>
       </w:pPr>
       <w:r>
@@ -1185,7 +1236,295 @@
         <w:pStyle w:val="Heading1"/>
       </w:pPr>
       <w:r>
-        <w:t>7. Scheduled routines</w:t>
+        <w:t>7. Scheduled routines: rewrite, then add the missing ones</w:t>
+      </w:r>
+    </w:p>
+    <w:p>
+      <w:r>
+        <w:t>Today there are nine runbooks totalling about 3,800 lines. The three business runbooks (700 to 920 lines each) are near-copies with only the city changed, and every run re-reads a lot before it does anything. The aim is routines that do only the work that is needed and nothing else.</w:t>
+      </w:r>
+    </w:p>
+    <w:p>
+      <w:r>
+        <w:rPr>
+          <w:b/>
+        </w:rPr>
+        <w:t>Rewrite the existing routines (all [Me])</w:t>
+      </w:r>
+    </w:p>
+    <w:p>
+      <w:pPr>
+        <w:pStyle w:val="ListBullet"/>
+      </w:pPr>
+      <w:r>
+        <w:t xml:space="preserve">☐ </w:t>
+      </w:r>
+      <w:r>
+        <w:rPr>
+          <w:b/>
+        </w:rPr>
+        <w:t>Business routine (Cape Town, Pretoria, Polokwane):</w:t>
+      </w:r>
+      <w:r>
+        <w:t xml:space="preserve"> replace the three near-identical runbooks with one shared runbook plus a small per-city config file. Put the five jobs on their own schedules instead of every run (suburb research often; shopping-centre sweep, description enrichment and closed-business check less often; new-mall discovery monthly).</w:t>
+      </w:r>
+    </w:p>
+    <w:p>
+      <w:pPr>
+        <w:pStyle w:val="ListBullet"/>
+      </w:pPr>
+      <w:r>
+        <w:t xml:space="preserve">☐ </w:t>
+      </w:r>
+      <w:r>
+        <w:rPr>
+          <w:b/>
+        </w:rPr>
+        <w:t>Stop repeating work:</w:t>
+      </w:r>
+      <w:r>
+        <w:t xml:space="preserve"> skip anything already verified recently, track what each run touched in </w:t>
+      </w:r>
+      <w:r>
+        <w:rPr>
+          <w:rFonts w:ascii="Consolas" w:hAnsi="Consolas"/>
+          <w:color w:val="1F4E8C"/>
+          <w:sz w:val="19"/>
+        </w:rPr>
+        <w:t>routine-state.json</w:t>
+      </w:r>
+      <w:r>
+        <w:t>, read only the slice of the database snapshot the run needs, and end the run early when nothing is due.</w:t>
+      </w:r>
+    </w:p>
+    <w:p>
+      <w:pPr>
+        <w:pStyle w:val="ListBullet"/>
+      </w:pPr>
+      <w:r>
+        <w:t xml:space="preserve">☐ </w:t>
+      </w:r>
+      <w:r>
+        <w:rPr>
+          <w:b/>
+        </w:rPr>
+        <w:t>Move mechanical work out of the AI agent into scripts</w:t>
+      </w:r>
+      <w:r>
+        <w:t xml:space="preserve"> that run in GitHub Actions: link and website checks, slug and category validation, SQL syntax check, duplicate detection. The agent then only does the parts that need judgement (finding and verifying new information).</w:t>
+      </w:r>
+    </w:p>
+    <w:p>
+      <w:pPr>
+        <w:pStyle w:val="ListBullet"/>
+      </w:pPr>
+      <w:r>
+        <w:t xml:space="preserve">☐ </w:t>
+      </w:r>
+      <w:r>
+        <w:rPr>
+          <w:b/>
+        </w:rPr>
+        <w:t>News routine (daily, three cities):</w:t>
+      </w:r>
+      <w:r>
+        <w:t xml:space="preserve"> one shared runbook; fetch each source once; publish only stories that pass </w:t>
+      </w:r>
+      <w:r>
+        <w:rPr>
+          <w:rFonts w:ascii="Consolas" w:hAnsi="Consolas"/>
+          <w:color w:val="1F4E8C"/>
+          <w:sz w:val="19"/>
+        </w:rPr>
+        <w:t>npm run check:news</w:t>
+      </w:r>
+      <w:r>
+        <w:t>; fuel prices only in the monthly window, not daily.</w:t>
+      </w:r>
+    </w:p>
+    <w:p>
+      <w:pPr>
+        <w:pStyle w:val="ListBullet"/>
+      </w:pPr>
+      <w:r>
+        <w:t xml:space="preserve">☐ </w:t>
+      </w:r>
+      <w:r>
+        <w:rPr>
+          <w:b/>
+        </w:rPr>
+        <w:t>Events routine (weekly, three cities):</w:t>
+      </w:r>
+      <w:r>
+        <w:t xml:space="preserve"> one shared runbook; only look at sources that changed; drop events that have passed instead of re-checking them.</w:t>
+      </w:r>
+    </w:p>
+    <w:p>
+      <w:pPr>
+        <w:pStyle w:val="ListBullet"/>
+      </w:pPr>
+      <w:r>
+        <w:t>☐ Give every routine a hard time/step budget, one clear success log line, and a failure that is visible (admin overview health tile).</w:t>
+      </w:r>
+    </w:p>
+    <w:p>
+      <w:r>
+        <w:rPr>
+          <w:b/>
+        </w:rPr>
+        <w:t>Routines to add (all [Me] to build, [You] to switch on)</w:t>
+      </w:r>
+    </w:p>
+    <w:p>
+      <w:pPr>
+        <w:pStyle w:val="ListBullet"/>
+      </w:pPr>
+      <w:r>
+        <w:t xml:space="preserve">☐ </w:t>
+      </w:r>
+      <w:r>
+        <w:rPr>
+          <w:b/>
+        </w:rPr>
+        <w:t>Map locations:</w:t>
+      </w:r>
+      <w:r>
+        <w:t xml:space="preserve"> geocode any business whose address is new or changed and save its coordinates (needed for the proper map plan; about 1,900 businesses are missing coordinates today).</w:t>
+      </w:r>
+    </w:p>
+    <w:p>
+      <w:pPr>
+        <w:pStyle w:val="ListBullet"/>
+      </w:pPr>
+      <w:r>
+        <w:t xml:space="preserve">☐ </w:t>
+      </w:r>
+      <w:r>
+        <w:rPr>
+          <w:b/>
+        </w:rPr>
+        <w:t>Business emails and websites:</w:t>
+      </w:r>
+      <w:r>
+        <w:t xml:space="preserve"> visit each business's own site, keep the website status honest (dead links cleared), and pick up a public contact email for claim verification. Weekly, script first, agent only for the unclear ones.</w:t>
+      </w:r>
+    </w:p>
+    <w:p>
+      <w:pPr>
+        <w:pStyle w:val="ListBullet"/>
+      </w:pPr>
+      <w:r>
+        <w:t xml:space="preserve">☐ </w:t>
+      </w:r>
+      <w:r>
+        <w:rPr>
+          <w:b/>
+        </w:rPr>
+        <w:t>Tourism refresh (monthly, three cities):</w:t>
+      </w:r>
+      <w:r>
+        <w:t xml:space="preserve"> re-check attraction prices, opening hours and closures shown on the Things to do page, and add new attractions.</w:t>
+      </w:r>
+    </w:p>
+    <w:p>
+      <w:pPr>
+        <w:pStyle w:val="ListBullet"/>
+      </w:pPr>
+      <w:r>
+        <w:t xml:space="preserve">☐ </w:t>
+      </w:r>
+      <w:r>
+        <w:rPr>
+          <w:b/>
+        </w:rPr>
+        <w:t>Database backup:</w:t>
+      </w:r>
+      <w:r>
+        <w:t xml:space="preserve"> scheduled export of all three databases to storage (weekly, kept for a set number of weeks), so launch-day backups are not a manual job.</w:t>
+      </w:r>
+    </w:p>
+    <w:p>
+      <w:pPr>
+        <w:pStyle w:val="ListBullet"/>
+      </w:pPr>
+      <w:r>
+        <w:t xml:space="preserve">☐ </w:t>
+      </w:r>
+      <w:r>
+        <w:rPr>
+          <w:b/>
+        </w:rPr>
+        <w:t>Data health report (weekly):</w:t>
+      </w:r>
+      <w:r>
+        <w:t xml:space="preserve"> counts of businesses with no category, coordinates, email, hours or website; shown on the admin overview.</w:t>
+      </w:r>
+    </w:p>
+    <w:p>
+      <w:pPr>
+        <w:pStyle w:val="ListBullet"/>
+      </w:pPr>
+      <w:r>
+        <w:t xml:space="preserve">☐ </w:t>
+      </w:r>
+      <w:r>
+        <w:rPr>
+          <w:b/>
+        </w:rPr>
+        <w:t>Suburb boundaries:</w:t>
+      </w:r>
+      <w:r>
+        <w:t xml:space="preserve"> yearly refresh of the boundary shapes for the proper map.</w:t>
+      </w:r>
+    </w:p>
+    <w:p>
+      <w:pPr>
+        <w:pStyle w:val="ListBullet"/>
+      </w:pPr>
+      <w:r>
+        <w:t xml:space="preserve">☐ </w:t>
+      </w:r>
+      <w:r>
+        <w:rPr>
+          <w:b/>
+        </w:rPr>
+        <w:t>Guides:</w:t>
+      </w:r>
+      <w:r>
+        <w:t xml:space="preserve"> a routine (or scheduled task) to draft and refresh the five missing buyer's guides for review.</w:t>
+      </w:r>
+    </w:p>
+    <w:p>
+      <w:pPr>
+        <w:pStyle w:val="ListBullet"/>
+      </w:pPr>
+      <w:r>
+        <w:t xml:space="preserve">☐ </w:t>
+      </w:r>
+      <w:r>
+        <w:rPr>
+          <w:b/>
+        </w:rPr>
+        <w:t>Expired events and stale news:</w:t>
+      </w:r>
+      <w:r>
+        <w:t xml:space="preserve"> tidy items that have passed so the pages never show old content.</w:t>
+      </w:r>
+    </w:p>
+    <w:p>
+      <w:pPr>
+        <w:pStyle w:val="ListBullet"/>
+      </w:pPr>
+      <w:r>
+        <w:t>☐ Already running (keep, review the schedule): owner reminders and subscription expiry (GitHub Actions).</w:t>
+      </w:r>
+    </w:p>
+    <w:p>
+      <w:r>
+        <w:rPr>
+          <w:b/>
+        </w:rPr>
+        <w:t>Set up and small fixes</w:t>
       </w:r>
     </w:p>
     <w:p>
@@ -1202,7 +1541,7 @@
         <w:t>[You]</w:t>
       </w:r>
       <w:r>
-        <w:t xml:space="preserve"> Create the scheduled cloud agents for each city: hourly business, weekly events, daily news (the runbooks are in the repo).</w:t>
+        <w:t xml:space="preserve"> Create the scheduled cloud agents for each city once the rewritten runbooks are ready.</w:t>
       </w:r>
     </w:p>
     <w:p>
@@ -1220,6 +1559,23 @@
       </w:r>
       <w:r>
         <w:t xml:space="preserve"> Raise the news check's 20-second fetch timeout, which is flaky on the City of Cape Town's own site.</w:t>
+      </w:r>
+    </w:p>
+    <w:p>
+      <w:pPr>
+        <w:pStyle w:val="ListBullet"/>
+      </w:pPr>
+      <w:r>
+        <w:t xml:space="preserve">☐ </w:t>
+      </w:r>
+      <w:r>
+        <w:rPr>
+          <w:b/>
+        </w:rPr>
+        <w:t>[You/Me]</w:t>
+      </w:r>
+      <w:r>
+        <w:t xml:space="preserve"> Confirm the Things to do prices and times (taken from the mockup) with each attraction before launch; the tourism refresh routine keeps them current afterwards.</w:t>
       </w:r>
     </w:p>
     <w:p>

--- a/ETHAN-PRODUCTION-TODO.docx
+++ b/ETHAN-PRODUCTION-TODO.docx
@@ -382,6 +382,23 @@
       </w:r>
       <w:r>
         <w:t xml:space="preserve"> When someone claims a business that has an email on file, the verification link is sent to that business address (never the claimant's), and the claimant gets an email saying the claim only completes once someone confirms it from that inbox. Confirming approves the claim automatically; "this isn't us" rejects it; links last 14 days. If the business has no email on file the claim falls back to manual review by an admin. Only 43 of 645 Cape Town, 172 of 9,660 Pretoria and 167 of 1,055 Polokwane businesses have an email on file, so most claims will still be manual until emails are added (see section 4).</w:t>
+      </w:r>
+    </w:p>
+    <w:p>
+      <w:pPr>
+        <w:pStyle w:val="ListBullet"/>
+      </w:pPr>
+      <w:r>
+        <w:t xml:space="preserve">☑ </w:t>
+      </w:r>
+      <w:r>
+        <w:rPr>
+          <w:b/>
+        </w:rPr>
+        <w:t>Featured plan: social page links.</w:t>
+      </w:r>
+      <w:r>
+        <w:t xml:space="preserve"> Featured businesses can add Instagram, Facebook, LinkedIn and YouTube page links from My businesses &gt; Edit listing (each checked to be a real link to that network, saved only while the plan is active). They show as buttons on the public business page while the business is Featured, and are kept but hidden if it downgrades. Listed in the Featured perks on the pricing page and plan picker. New columns on businesses (migration Cape Town 0042, Pretoria 0041, Polokwane 0044, applied to all three).</w:t>
       </w:r>
     </w:p>
     <w:p>

--- a/ETHAN-PRODUCTION-TODO.docx
+++ b/ETHAN-PRODUCTION-TODO.docx
@@ -909,16 +909,27 @@
         <w:pStyle w:val="ListBullet"/>
       </w:pPr>
       <w:r>
-        <w:t xml:space="preserve">☐ </w:t>
+        <w:t xml:space="preserve">☑ </w:t>
       </w:r>
       <w:r>
         <w:rPr>
           <w:b/>
         </w:rPr>
-        <w:t>[Me]</w:t>
+        <w:t>Interactive suburb map, completely free to run</w:t>
       </w:r>
       <w:r>
-        <w:t xml:space="preserve"> Proper map (Property24 style): business pins, suburb boundaries, a production-grade map provider. Plan sent 20 September; needs your go-ahead and a provider choice.</w:t>
+        <w:t xml:space="preserve"> (</w:t>
+      </w:r>
+      <w:r>
+        <w:rPr>
+          <w:rFonts w:ascii="Consolas" w:hAnsi="Consolas"/>
+          <w:color w:val="1F4E8C"/>
+          <w:sz w:val="19"/>
+        </w:rPr>
+        <w:t>/suburb/map/</w:t>
+      </w:r>
+      <w:r>
+        <w:t>): real suburb outlines you can hover and click, a suburb search box, "Near me", shading by region, by number of businesses or by any single category (with a legend), a side card for the selected suburb with its top categories linking to the category pages, region filters, a Detailed map style and a Tilt (3D) view, fullscreen, shareable links to a suburb, and a phone layout. It uses MapLibre and the OpenFreeMap basemap (no key, no usage limits, no cost) with outlines from the City of Cape Town and City of Tshwane open map services and OpenStreetMap. Official outlines: Cape Town 147 of 168 suburbs, Pretoria 164 of 218, Polokwane 4 of 38; the rest are drawn as clearly marked approximate areas. No per-business pins by design.</w:t>
       </w:r>
     </w:p>
     <w:p>
@@ -932,10 +943,21 @@
         <w:rPr>
           <w:b/>
         </w:rPr>
-        <w:t>[You/Me]</w:t>
+        <w:t>[Me]</w:t>
       </w:r>
       <w:r>
-        <w:t xml:space="preserve"> Suburbs still without map coordinates: 6 in Cape Town, 38 in Pretoria, 7 in Polokwane, mostly small industrial and farm areas the public map service does not know. They simply are not plotted. Add them by hand or with a paid geocoder if you want them on the map.</w:t>
+        <w:t xml:space="preserve"> Find official outlines for Polokwane (34 suburbs are approximate areas today) and the remaining Cape Town (21) and Pretoria (54) suburbs, mostly gated estates and small areas. Re-run </w:t>
+      </w:r>
+      <w:r>
+        <w:rPr>
+          <w:rFonts w:ascii="Consolas" w:hAnsi="Consolas"/>
+          <w:color w:val="1F4E8C"/>
+          <w:sz w:val="19"/>
+        </w:rPr>
+        <w:t>node scripts/fetch-official-boundaries.mjs &lt;city&gt;</w:t>
+      </w:r>
+      <w:r>
+        <w:t xml:space="preserve"> when the municipalities update their data (the yearly boundary refresh routine in section 7).</w:t>
       </w:r>
     </w:p>
     <w:p>

--- a/ETHAN-PRODUCTION-TODO.docx
+++ b/ETHAN-PRODUCTION-TODO.docx
@@ -990,6 +990,49 @@
         <w:pStyle w:val="ListBullet"/>
       </w:pPr>
       <w:r>
+        <w:t xml:space="preserve">☐ </w:t>
+      </w:r>
+      <w:r>
+        <w:rPr>
+          <w:b/>
+        </w:rPr>
+        <w:t>[You]</w:t>
+      </w:r>
+      <w:r>
+        <w:t xml:space="preserve"> Cloudflare D1 </w:t>
+      </w:r>
+      <w:r>
+        <w:rPr>
+          <w:b/>
+        </w:rPr>
+        <w:t>free plan daily read limit</w:t>
+      </w:r>
+      <w:r>
+        <w:t xml:space="preserve"> was reached on 20 September (Cloudflare error 7500) after many test builds: every build reads all three databases (Pretoria alone has about 9,660 businesses). The limit resets at midnight UTC (02:00 South African time). Live sites kept working, but builds and deploys that read the databases fail until the reset. Before launch, decide whether to move the Cloudflare account to the Workers Paid plan (about $5 a month, far higher limits) so a busy day of deploys can never block a release.</w:t>
+      </w:r>
+    </w:p>
+    <w:p>
+      <w:pPr>
+        <w:pStyle w:val="ListBullet"/>
+      </w:pPr>
+      <w:r>
+        <w:t xml:space="preserve">☐ </w:t>
+      </w:r>
+      <w:r>
+        <w:rPr>
+          <w:b/>
+        </w:rPr>
+        <w:t>[Me]</w:t>
+      </w:r>
+      <w:r>
+        <w:t xml:space="preserve"> Cut the reads a build needs: reuse the saved database snapshot when nothing changed, and only pull the tables a build uses, so routine and preview deploys stay well inside the free limit.</w:t>
+      </w:r>
+    </w:p>
+    <w:p>
+      <w:pPr>
+        <w:pStyle w:val="ListBullet"/>
+      </w:pPr>
+      <w:r>
         <w:t xml:space="preserve">☑ Checked on 20 September 2026: the </w:t>
       </w:r>
       <w:r>

--- a/ETHAN-PRODUCTION-TODO.docx
+++ b/ETHAN-PRODUCTION-TODO.docx
@@ -1468,23 +1468,6 @@
         <w:rPr>
           <w:b/>
         </w:rPr>
-        <w:t>Map locations:</w:t>
-      </w:r>
-      <w:r>
-        <w:t xml:space="preserve"> geocode any business whose address is new or changed and save its coordinates (needed for the proper map plan; about 1,900 businesses are missing coordinates today).</w:t>
-      </w:r>
-    </w:p>
-    <w:p>
-      <w:pPr>
-        <w:pStyle w:val="ListBullet"/>
-      </w:pPr>
-      <w:r>
-        <w:t xml:space="preserve">☐ </w:t>
-      </w:r>
-      <w:r>
-        <w:rPr>
-          <w:b/>
-        </w:rPr>
         <w:t>Business emails and websites:</w:t>
       </w:r>
       <w:r>
@@ -1556,7 +1539,18 @@
         <w:t>Suburb boundaries:</w:t>
       </w:r>
       <w:r>
-        <w:t xml:space="preserve"> yearly refresh of the boundary shapes for the proper map.</w:t>
+        <w:t xml:space="preserve"> yearly refresh of the suburb outlines for the map (</w:t>
+      </w:r>
+      <w:r>
+        <w:rPr>
+          <w:rFonts w:ascii="Consolas" w:hAnsi="Consolas"/>
+          <w:color w:val="1F4E8C"/>
+          <w:sz w:val="19"/>
+        </w:rPr>
+        <w:t>scripts/fetch-official-boundaries.mjs</w:t>
+      </w:r>
+      <w:r>
+        <w:t>).</w:t>
       </w:r>
     </w:p>
     <w:p>

--- a/ETHAN-PRODUCTION-TODO.docx
+++ b/ETHAN-PRODUCTION-TODO.docx
@@ -1323,6 +1323,22 @@
     </w:p>
     <w:p>
       <w:r>
+        <w:t xml:space="preserve">The full plan is in </w:t>
+      </w:r>
+      <w:r>
+        <w:rPr>
+          <w:rFonts w:ascii="Consolas" w:hAnsi="Consolas"/>
+          <w:color w:val="1F4E8C"/>
+          <w:sz w:val="19"/>
+        </w:rPr>
+        <w:t>ROUTINES-PLAN.md</w:t>
+      </w:r>
+      <w:r>
+        <w:t xml:space="preserve"> (inventory, what is inefficient, target set of routines, rollout order and decisions needed).</w:t>
+      </w:r>
+    </w:p>
+    <w:p>
+      <w:r>
         <w:t>Today there are nine runbooks totalling about 3,800 lines. The three business runbooks (700 to 920 lines each) are near-copies with only the city changed, and every run re-reads a lot before it does anything. The aim is routines that do only the work that is needed and nothing else.</w:t>
       </w:r>
     </w:p>

--- a/ETHAN-PRODUCTION-TODO.docx
+++ b/ETHAN-PRODUCTION-TODO.docx
@@ -1417,6 +1417,45 @@
         <w:pStyle w:val="ListBullet"/>
       </w:pPr>
       <w:r>
+        <w:t xml:space="preserve">☑ </w:t>
+      </w:r>
+      <w:r>
+        <w:rPr>
+          <w:b/>
+        </w:rPr>
+        <w:t>Fuel prices split from news:</w:t>
+      </w:r>
+      <w:r>
+        <w:t xml:space="preserve"> one monthly routine for all three cities (</w:t>
+      </w:r>
+      <w:r>
+        <w:rPr>
+          <w:rFonts w:ascii="Consolas" w:hAnsi="Consolas"/>
+          <w:color w:val="1F4E8C"/>
+          <w:sz w:val="19"/>
+        </w:rPr>
+        <w:t>ROUTINE.fuel.md</w:t>
+      </w:r>
+      <w:r>
+        <w:t xml:space="preserve">), guarded by </w:t>
+      </w:r>
+      <w:r>
+        <w:rPr>
+          <w:rFonts w:ascii="Consolas" w:hAnsi="Consolas"/>
+          <w:color w:val="1F4E8C"/>
+          <w:sz w:val="19"/>
+        </w:rPr>
+        <w:t>scripts/fuel-due.mjs</w:t>
+      </w:r>
+      <w:r>
+        <w:t xml:space="preserve"> so it only runs on the first Wednesday of the month and the two days after. The news runbooks no longer touch fuel.</w:t>
+      </w:r>
+    </w:p>
+    <w:p>
+      <w:pPr>
+        <w:pStyle w:val="ListBullet"/>
+      </w:pPr>
+      <w:r>
         <w:t xml:space="preserve">☐ </w:t>
       </w:r>
       <w:r>
@@ -1426,7 +1465,7 @@
         <w:t>News routine (daily, three cities):</w:t>
       </w:r>
       <w:r>
-        <w:t xml:space="preserve"> one shared runbook; fetch each source once; publish only stories that pass </w:t>
+        <w:t xml:space="preserve"> one shared runbook (news only); fetch each source once; publish only stories that pass </w:t>
       </w:r>
       <w:r>
         <w:rPr>
@@ -1437,7 +1476,7 @@
         <w:t>npm run check:news</w:t>
       </w:r>
       <w:r>
-        <w:t>; fuel prices only in the monthly window, not daily.</w:t>
+        <w:t>.</w:t>
       </w:r>
     </w:p>
     <w:p>

--- a/ETHAN-PRODUCTION-TODO.docx
+++ b/ETHAN-PRODUCTION-TODO.docx
@@ -39,7 +39,7 @@
     </w:p>
     <w:p>
       <w:r>
-        <w:t xml:space="preserve">Status as of 20 September 2026. </w:t>
+        <w:t xml:space="preserve">Status as of 21 September 2026. </w:t>
       </w:r>
       <w:r>
         <w:rPr>
@@ -399,6 +399,34 @@
       </w:r>
       <w:r>
         <w:t xml:space="preserve"> Featured businesses can add Instagram, Facebook, LinkedIn and YouTube page links from My businesses &gt; Edit listing (each checked to be a real link to that network, saved only while the plan is active). They show as buttons on the public business page while the business is Featured, and are kept but hidden if it downgrades. Listed in the Featured perks on the pricing page and plan picker. New columns on businesses (migration Cape Town 0042, Pretoria 0041, Polokwane 0044, applied to all three).</w:t>
+      </w:r>
+    </w:p>
+    <w:p>
+      <w:pPr>
+        <w:pStyle w:val="ListBullet"/>
+      </w:pPr>
+      <w:r>
+        <w:t xml:space="preserve">☐ </w:t>
+      </w:r>
+      <w:r>
+        <w:rPr>
+          <w:b/>
+        </w:rPr>
+        <w:t>[Me] Push the interactive map and the routine documents.</w:t>
+      </w:r>
+      <w:r>
+        <w:t xml:space="preserve"> They are committed on the </w:t>
+      </w:r>
+      <w:r>
+        <w:rPr>
+          <w:rFonts w:ascii="Consolas" w:hAnsi="Consolas"/>
+          <w:color w:val="1F4E8C"/>
+          <w:sz w:val="19"/>
+        </w:rPr>
+        <w:t>Ethan</w:t>
+      </w:r>
+      <w:r>
+        <w:t xml:space="preserve"> branch but not pushed. Build all three cities first (the Cloudflare D1 read limit that blocked builds resets at 02:00 South African time), then run the link check and the map test on Pretoria and Polokwane, which have not been tested with their real data yet.</w:t>
       </w:r>
     </w:p>
     <w:p>
@@ -1448,7 +1476,7 @@
         <w:t>scripts/fuel-due.mjs</w:t>
       </w:r>
       <w:r>
-        <w:t xml:space="preserve"> so it only runs on the first Wednesday of the month and the two days after. The news runbooks no longer touch fuel.</w:t>
+        <w:t xml:space="preserve"> so it only runs on the first Wednesday of the month and the two days after. Prices are split by region (Cape Town coastal; Pretoria and Polokwane inland), researched once for both. The news runbooks no longer touch fuel.</w:t>
       </w:r>
     </w:p>
     <w:p>

--- a/ETHAN-PRODUCTION-TODO.docx
+++ b/ETHAN-PRODUCTION-TODO.docx
@@ -1002,7 +1002,18 @@
         <w:t>[Me]</w:t>
       </w:r>
       <w:r>
-        <w:t xml:space="preserve"> Add business email addresses at scale (only 2 to 7% of listings have one), so claim verification can go to the business inbox instead of a manual review. Best source: the routine that visits each business's own website (see section 7).</w:t>
+        <w:t xml:space="preserve"> Add business email addresses at scale (only 2 to 7% of listings have one), so claim verification can go to the business inbox instead of a manual review. Decided: the description, hours and email enrichment routine (job 4) also collects the company's published contact email, only when empty and only from the business's own site or official listing (see </w:t>
+      </w:r>
+      <w:r>
+        <w:rPr>
+          <w:rFonts w:ascii="Consolas" w:hAnsi="Consolas"/>
+          <w:color w:val="1F4E8C"/>
+          <w:sz w:val="19"/>
+        </w:rPr>
+        <w:t>ROUTINES-PLAN.md</w:t>
+      </w:r>
+      <w:r>
+        <w:t>).</w:t>
       </w:r>
     </w:p>
     <w:p>

--- a/ETHAN-PRODUCTION-TODO.docx
+++ b/ETHAN-PRODUCTION-TODO.docx
@@ -1047,7 +1047,16 @@
         <w:t>free plan daily read limit</w:t>
       </w:r>
       <w:r>
-        <w:t xml:space="preserve"> was reached on 20 September (Cloudflare error 7500) after many test builds: every build reads all three databases (Pretoria alone has about 9,660 businesses). The limit resets at midnight UTC (02:00 South African time). Live sites kept working, but builds and deploys that read the databases fail until the reset. Before launch, decide whether to move the Cloudflare account to the Workers Paid plan (about $5 a month, far higher limits) so a busy day of deploys can never block a release.</w:t>
+        <w:t xml:space="preserve"> was reached on 20 September (Cloudflare error 7500) after many test builds: every build reads all three databases (Pretoria alone has about 9,660 businesses). It resets at midnight UTC (02:00 South African time). Live sites kept working. </w:t>
+      </w:r>
+      <w:r>
+        <w:rPr>
+          <w:b/>
+        </w:rPr>
+        <w:t>Decision (21 September): staying on the free plan for now</w:t>
+      </w:r>
+      <w:r>
+        <w:t>, so cutting build reads (next item) is a must-do, not optional.</w:t>
       </w:r>
     </w:p>
     <w:p>
@@ -1061,10 +1070,10 @@
         <w:rPr>
           <w:b/>
         </w:rPr>
-        <w:t>[Me]</w:t>
-      </w:r>
-      <w:r>
-        <w:t xml:space="preserve"> Cut the reads a build needs: reuse the saved database snapshot when nothing changed, and only pull the tables a build uses, so routine and preview deploys stay well inside the free limit.</w:t>
+        <w:t>[Me] Must do (staying on the free plan):</w:t>
+      </w:r>
+      <w:r>
+        <w:t xml:space="preserve"> cut the reads a build needs: reuse the saved database snapshot when nothing changed, and only pull the tables a build uses, so routine and preview deploys stay well inside the free limit.</w:t>
       </w:r>
     </w:p>
     <w:p>
@@ -1394,16 +1403,82 @@
         <w:pStyle w:val="ListBullet"/>
       </w:pPr>
       <w:r>
-        <w:t xml:space="preserve">☐ </w:t>
+        <w:t xml:space="preserve">☑ </w:t>
       </w:r>
       <w:r>
         <w:rPr>
           <w:b/>
         </w:rPr>
-        <w:t>Business routine (Cape Town, Pretoria, Polokwane):</w:t>
-      </w:r>
-      <w:r>
-        <w:t xml:space="preserve"> replace the three near-identical runbooks with one shared runbook plus a small per-city config file. Put the five jobs on their own schedules instead of every run (suburb research often; shopping-centre sweep, description enrichment and closed-business check less often; new-mall discovery monthly).</w:t>
+        <w:t>Business routine split and rewritten (dev branch, not scheduled):</w:t>
+      </w:r>
+      <w:r>
+        <w:t xml:space="preserve"> the five jobs are now four routines (</w:t>
+      </w:r>
+      <w:r>
+        <w:rPr>
+          <w:rFonts w:ascii="Consolas" w:hAnsi="Consolas"/>
+          <w:color w:val="1F4E8C"/>
+          <w:sz w:val="19"/>
+        </w:rPr>
+        <w:t>routines/business-discovery.md</w:t>
+      </w:r>
+      <w:r>
+        <w:t xml:space="preserve">, </w:t>
+      </w:r>
+      <w:r>
+        <w:rPr>
+          <w:rFonts w:ascii="Consolas" w:hAnsi="Consolas"/>
+          <w:color w:val="1F4E8C"/>
+          <w:sz w:val="19"/>
+        </w:rPr>
+        <w:t>shopping-centres.md</w:t>
+      </w:r>
+      <w:r>
+        <w:t xml:space="preserve">, </w:t>
+      </w:r>
+      <w:r>
+        <w:rPr>
+          <w:rFonts w:ascii="Consolas" w:hAnsi="Consolas"/>
+          <w:color w:val="1F4E8C"/>
+          <w:sz w:val="19"/>
+        </w:rPr>
+        <w:t>enrichment.md</w:t>
+      </w:r>
+      <w:r>
+        <w:t xml:space="preserve">, </w:t>
+      </w:r>
+      <w:r>
+        <w:rPr>
+          <w:rFonts w:ascii="Consolas" w:hAnsi="Consolas"/>
+          <w:color w:val="1F4E8C"/>
+          <w:sz w:val="19"/>
+        </w:rPr>
+        <w:t>closed-check.md</w:t>
+      </w:r>
+      <w:r>
+        <w:t xml:space="preserve">) sharing </w:t>
+      </w:r>
+      <w:r>
+        <w:rPr>
+          <w:rFonts w:ascii="Consolas" w:hAnsi="Consolas"/>
+          <w:color w:val="1F4E8C"/>
+          <w:sz w:val="19"/>
+        </w:rPr>
+        <w:t>routines/_shared.md</w:t>
+      </w:r>
+      <w:r>
+        <w:t xml:space="preserve"> and per-city settings in </w:t>
+      </w:r>
+      <w:r>
+        <w:rPr>
+          <w:rFonts w:ascii="Consolas" w:hAnsi="Consolas"/>
+          <w:color w:val="1F4E8C"/>
+          <w:sz w:val="19"/>
+        </w:rPr>
+        <w:t>routines/cities/&lt;city&gt;.json</w:t>
+      </w:r>
+      <w:r>
+        <w:t>, instead of three near-identical runbooks of about 2,500 lines. Enrichment also collects company emails.</w:t>
       </w:r>
     </w:p>
     <w:p>
@@ -1411,7 +1486,7 @@
         <w:pStyle w:val="ListBullet"/>
       </w:pPr>
       <w:r>
-        <w:t xml:space="preserve">☐ </w:t>
+        <w:t xml:space="preserve">☑ </w:t>
       </w:r>
       <w:r>
         <w:rPr>
@@ -1420,7 +1495,7 @@
         <w:t>Stop repeating work:</w:t>
       </w:r>
       <w:r>
-        <w:t xml:space="preserve"> skip anything already verified recently, track what each run touched in </w:t>
+        <w:t xml:space="preserve"> each routine has its own small state file and a Step 0 script (</w:t>
       </w:r>
       <w:r>
         <w:rPr>
@@ -1428,10 +1503,10 @@
           <w:color w:val="1F4E8C"/>
           <w:sz w:val="19"/>
         </w:rPr>
-        <w:t>routine-state.json</w:t>
-      </w:r>
-      <w:r>
-        <w:t>, read only the slice of the database snapshot the run needs, and end the run early when nothing is due.</w:t>
+        <w:t>scripts/routines/next.mjs</w:t>
+      </w:r>
+      <w:r>
+        <w:t>) that says whether anything is due (the agent stops without searching when not) and hands over a small work packet instead of the whole snapshot.</w:t>
       </w:r>
     </w:p>
     <w:p>
@@ -1439,16 +1514,38 @@
         <w:pStyle w:val="ListBullet"/>
       </w:pPr>
       <w:r>
-        <w:t xml:space="preserve">☐ </w:t>
+        <w:t xml:space="preserve">☑ </w:t>
       </w:r>
       <w:r>
         <w:rPr>
           <w:b/>
         </w:rPr>
-        <w:t>Move mechanical work out of the AI agent into scripts</w:t>
-      </w:r>
-      <w:r>
-        <w:t xml:space="preserve"> that run in GitHub Actions: link and website checks, slug and category validation, SQL syntax check, duplicate detection. The agent then only does the parts that need judgement (finding and verifying new information).</w:t>
+        <w:t>Mechanical work moved into scripts:</w:t>
+      </w:r>
+      <w:r>
+        <w:t xml:space="preserve"> </w:t>
+      </w:r>
+      <w:r>
+        <w:rPr>
+          <w:rFonts w:ascii="Consolas" w:hAnsi="Consolas"/>
+          <w:color w:val="1F4E8C"/>
+          <w:sz w:val="19"/>
+        </w:rPr>
+        <w:t>scripts/routines/validate.mjs</w:t>
+      </w:r>
+      <w:r>
+        <w:t xml:space="preserve"> checks every SQL file (allow-list of statements, slugs, mandatory phone and address, two independent sources, duplicate phone numbers across the whole city, one-time guards, append-only sources, record cap) and </w:t>
+      </w:r>
+      <w:r>
+        <w:rPr>
+          <w:rFonts w:ascii="Consolas" w:hAnsi="Consolas"/>
+          <w:color w:val="1F4E8C"/>
+          <w:sz w:val="19"/>
+        </w:rPr>
+        <w:t>done.mjs</w:t>
+      </w:r>
+      <w:r>
+        <w:t xml:space="preserve"> records progress. Still to do: link and website checks, and an events validator.</w:t>
       </w:r>
     </w:p>
     <w:p>
@@ -1473,7 +1570,7 @@
           <w:color w:val="1F4E8C"/>
           <w:sz w:val="19"/>
         </w:rPr>
-        <w:t>ROUTINE.fuel.md</w:t>
+        <w:t>routines/fuel.md</w:t>
       </w:r>
       <w:r>
         <w:t xml:space="preserve">), guarded by </w:t>
@@ -1495,16 +1592,16 @@
         <w:pStyle w:val="ListBullet"/>
       </w:pPr>
       <w:r>
-        <w:t xml:space="preserve">☐ </w:t>
+        <w:t xml:space="preserve">☑ </w:t>
       </w:r>
       <w:r>
         <w:rPr>
           <w:b/>
         </w:rPr>
-        <w:t>News routine (daily, three cities):</w:t>
-      </w:r>
-      <w:r>
-        <w:t xml:space="preserve"> one shared runbook (news only); fetch each source once; publish only stories that pass </w:t>
+        <w:t>News routine:</w:t>
+      </w:r>
+      <w:r>
+        <w:t xml:space="preserve"> one shared runbook (</w:t>
       </w:r>
       <w:r>
         <w:rPr>
@@ -1512,10 +1609,10 @@
           <w:color w:val="1F4E8C"/>
           <w:sz w:val="19"/>
         </w:rPr>
-        <w:t>npm run check:news</w:t>
-      </w:r>
-      <w:r>
-        <w:t>.</w:t>
+        <w:t>routines/news.md</w:t>
+      </w:r>
+      <w:r>
+        <w:t>), news only, with a work packet of recent articles and the city's sources.</w:t>
       </w:r>
     </w:p>
     <w:p>
@@ -1523,16 +1620,27 @@
         <w:pStyle w:val="ListBullet"/>
       </w:pPr>
       <w:r>
-        <w:t xml:space="preserve">☐ </w:t>
+        <w:t xml:space="preserve">☑ </w:t>
       </w:r>
       <w:r>
         <w:rPr>
           <w:b/>
         </w:rPr>
-        <w:t>Events routine (weekly, three cities):</w:t>
-      </w:r>
-      <w:r>
-        <w:t xml:space="preserve"> one shared runbook; only look at sources that changed; drop events that have passed instead of re-checking them.</w:t>
+        <w:t>Events routine:</w:t>
+      </w:r>
+      <w:r>
+        <w:t xml:space="preserve"> one shared runbook (</w:t>
+      </w:r>
+      <w:r>
+        <w:rPr>
+          <w:rFonts w:ascii="Consolas" w:hAnsi="Consolas"/>
+          <w:color w:val="1F4E8C"/>
+          <w:sz w:val="19"/>
+        </w:rPr>
+        <w:t>routines/events.md</w:t>
+      </w:r>
+      <w:r>
+        <w:t>) with a work packet of known events. Still to do: skip unchanged sources, and a validator.</w:t>
       </w:r>
     </w:p>
     <w:p>
@@ -1540,7 +1648,18 @@
         <w:pStyle w:val="ListBullet"/>
       </w:pPr>
       <w:r>
-        <w:t>☐ Give every routine a hard time/step budget, one clear success log line, and a failure that is visible (admin overview health tile).</w:t>
+        <w:t xml:space="preserve">☐ Give every routine a hard time/step budget and a visible failure: </w:t>
+      </w:r>
+      <w:r>
+        <w:rPr>
+          <w:rFonts w:ascii="Consolas" w:hAnsi="Consolas"/>
+          <w:color w:val="1F4E8C"/>
+          <w:sz w:val="19"/>
+        </w:rPr>
+        <w:t>scripts/routines/health.mjs</w:t>
+      </w:r>
+      <w:r>
+        <w:t xml:space="preserve"> reports the last run and lateness per routine (done); still to do: show it on the admin overview and alert by email.</w:t>
       </w:r>
     </w:p>
     <w:p>

--- a/ETHAN-PRODUCTION-TODO.docx
+++ b/ETHAN-PRODUCTION-TODO.docx
@@ -406,16 +406,7 @@
         <w:pStyle w:val="ListBullet"/>
       </w:pPr>
       <w:r>
-        <w:t xml:space="preserve">☐ </w:t>
-      </w:r>
-      <w:r>
-        <w:rPr>
-          <w:b/>
-        </w:rPr>
-        <w:t>[Me] Push the interactive map and the routine documents.</w:t>
-      </w:r>
-      <w:r>
-        <w:t xml:space="preserve"> They are committed on the </w:t>
+        <w:t xml:space="preserve">☑ The interactive map, the rewritten routines and everything since are pushed to </w:t>
       </w:r>
       <w:r>
         <w:rPr>
@@ -426,7 +417,68 @@
         <w:t>Ethan</w:t>
       </w:r>
       <w:r>
-        <w:t xml:space="preserve"> branch but not pushed. Build all three cities first (the Cloudflare D1 read limit that blocked builds resets at 02:00 South African time), then run the link check and the map test on Pretoria and Polokwane, which have not been tested with their real data yet.</w:t>
+        <w:t xml:space="preserve"> and live on the preview.</w:t>
+      </w:r>
+    </w:p>
+    <w:p>
+      <w:pPr>
+        <w:pStyle w:val="ListBullet"/>
+      </w:pPr>
+      <w:r>
+        <w:t xml:space="preserve">☑ </w:t>
+      </w:r>
+      <w:r>
+        <w:rPr>
+          <w:b/>
+        </w:rPr>
+        <w:t>Automatic invoicing.</w:t>
+      </w:r>
+      <w:r>
+        <w:t xml:space="preserve"> Every completed payment (tier upgrade or sponsorship) generates a numbered, branded PDF invoice (site logo, letterhead, PAID stamp, total), stores it in R2, and emails it to the business owner with a copy to the site's own inbox. Owners can redownload it from My businesses &gt; Billing; admins from the Invoices tab. Verified against real data: a test payment produced a correct PDF end to end (content, numbering, idempotent re-runs). New </w:t>
+      </w:r>
+      <w:r>
+        <w:rPr>
+          <w:rFonts w:ascii="Consolas" w:hAnsi="Consolas"/>
+          <w:color w:val="1F4E8C"/>
+          <w:sz w:val="19"/>
+        </w:rPr>
+        <w:t>invoice_number</w:t>
+      </w:r>
+      <w:r>
+        <w:t>/</w:t>
+      </w:r>
+      <w:r>
+        <w:rPr>
+          <w:rFonts w:ascii="Consolas" w:hAnsi="Consolas"/>
+          <w:color w:val="1F4E8C"/>
+          <w:sz w:val="19"/>
+        </w:rPr>
+        <w:t>invoice_pdf_key</w:t>
+      </w:r>
+      <w:r>
+        <w:t>/</w:t>
+      </w:r>
+      <w:r>
+        <w:rPr>
+          <w:rFonts w:ascii="Consolas" w:hAnsi="Consolas"/>
+          <w:color w:val="1F4E8C"/>
+          <w:sz w:val="19"/>
+        </w:rPr>
+        <w:t>invoiced_at</w:t>
+      </w:r>
+      <w:r>
+        <w:t xml:space="preserve"> columns on </w:t>
+      </w:r>
+      <w:r>
+        <w:rPr>
+          <w:rFonts w:ascii="Consolas" w:hAnsi="Consolas"/>
+          <w:color w:val="1F4E8C"/>
+          <w:sz w:val="19"/>
+        </w:rPr>
+        <w:t>payments</w:t>
+      </w:r>
+      <w:r>
+        <w:t xml:space="preserve"> (migration Cape Town 0043, Pretoria 0042, Polokwane 0045, applied to all three). Still open: a company registration number/VAT number/registered address (all optional, shown automatically once set) and an actual live-email test, both blocked on you (see section 5).</w:t>
       </w:r>
     </w:p>
     <w:p>
@@ -564,7 +616,20 @@
               <w:rPr>
                 <w:sz w:val="19"/>
               </w:rPr>
-              <w:t>Run the payment flow end to end on the PayFast sandbox: subscribe, payment notification, cancel, expiry, sponsorship purchase, rejected-listing refund note</w:t>
+              <w:t xml:space="preserve">Run the rest of the payment flow on the PayFast sandbox: payment notification (ITN), cancel, expiry, sponsorship purchase, rejected-listing refund note. Checkout itself is verified (see done list): a real tier-upgrade checkout was signed, sent to the PayFast sandbox and </w:t>
+            </w:r>
+            <w:r>
+              <w:rPr>
+                <w:b/>
+                <w:sz w:val="19"/>
+              </w:rPr>
+              <w:t>accepted</w:t>
+            </w:r>
+            <w:r>
+              <w:rPr>
+                <w:sz w:val="19"/>
+              </w:rPr>
+              <w:t xml:space="preserve"> (redirected to a real payment page) from the live Ethan preview.</w:t>
             </w:r>
           </w:p>
         </w:tc>
@@ -578,7 +643,7 @@
               <w:rPr>
                 <w:sz w:val="19"/>
               </w:rPr>
-              <w:t>Me + You</w:t>
+              <w:t>Me</w:t>
             </w:r>
           </w:p>
         </w:tc>
@@ -592,7 +657,7 @@
               <w:rPr>
                 <w:sz w:val="19"/>
               </w:rPr>
-              <w:t>The biggest untested area. Needs PayFast values in the Preview environment (see section 5)</w:t>
+              <w:t>Preview now has its own PayFast sandbox credentials (see done list), no longer blocked on you</w:t>
             </w:r>
           </w:p>
         </w:tc>
@@ -622,7 +687,7 @@
               <w:rPr>
                 <w:sz w:val="19"/>
               </w:rPr>
-              <w:t>Exercise the last endpoints against the real database: claim (including the new business-email verification, which needs Resend on Preview and a business that has an email) and guide-sponsorship checkout. (Verified live on 20 Sept: contact, enquiry, add-business with approval, submit-event with approve and delete, and all nine admin endpoints answering with real data.)</w:t>
+              <w:t>Exercise the last endpoints against the real database: claim (needs Resend on Preview and a business that has an email) and guide-sponsorship checkout. (Verified live: contact, enquiry, add-business with approval, submit-event with approve and delete, all nine admin endpoints, and a tier-upgrade PayFast checkout accepted by the sandbox.)</w:t>
             </w:r>
           </w:p>
         </w:tc>
@@ -650,7 +715,7 @@
               <w:rPr>
                 <w:sz w:val="19"/>
               </w:rPr>
-              <w:t>Claim needs a signed-in owner with a document upload; guide sponsorship needs PayFast values in Preview (item 2.1)</w:t>
+              <w:t>Claim needs a signed-in owner with a document upload</w:t>
             </w:r>
           </w:p>
         </w:tc>
@@ -766,7 +831,7 @@
               <w:rPr>
                 <w:sz w:val="19"/>
               </w:rPr>
-              <w:t>Add real content where the mockup is empty and you decide to keep it: reviews, views/clicks data, an owner's own enquiries, invoice PDFs</w:t>
+              <w:t>Add real content where the mockup is empty and you decide to keep it: reviews, views/clicks data, an owner's own enquiries</w:t>
             </w:r>
           </w:p>
         </w:tc>
@@ -1175,7 +1240,7 @@
         <w:t>Preview</w:t>
       </w:r>
       <w:r>
-        <w:t xml:space="preserve"> environment has no secrets at all, so the dev preview cannot send email, take payments or use Google sign-in (a test message on the Cape Town preview was saved but not emailed). To test those on the preview, add </w:t>
+        <w:t xml:space="preserve"> environment still has no </w:t>
       </w:r>
       <w:r>
         <w:rPr>
@@ -1186,7 +1251,18 @@
         <w:t>RESEND_API_KEY</w:t>
       </w:r>
       <w:r>
-        <w:t xml:space="preserve"> (and the PayFast values) to the Preview environment of each project. Production is unaffected.</w:t>
+        <w:t xml:space="preserve">, so the dev preview cannot send email or Google sign-in (a test message on the Cape Town preview was saved but not emailed). PayFast is no longer part of this: Preview now has its own sandbox credentials (see below), separate from Production. To test email on preview, add </w:t>
+      </w:r>
+      <w:r>
+        <w:rPr>
+          <w:rFonts w:ascii="Consolas" w:hAnsi="Consolas"/>
+          <w:color w:val="1F4E8C"/>
+          <w:sz w:val="19"/>
+        </w:rPr>
+        <w:t>RESEND_API_KEY</w:t>
+      </w:r>
+      <w:r>
+        <w:t xml:space="preserve"> to the Preview environment of each project. Production is unaffected.</w:t>
       </w:r>
     </w:p>
     <w:p>
@@ -1249,6 +1325,84 @@
       </w:r>
       <w:r>
         <w:t xml:space="preserve"> Real AdSense units in place of the "Advertisement" placeholder boxes; Google Analytics IDs confirmed.</w:t>
+      </w:r>
+    </w:p>
+    <w:p>
+      <w:pPr>
+        <w:pStyle w:val="ListBullet"/>
+      </w:pPr>
+      <w:r>
+        <w:t xml:space="preserve">☑ </w:t>
+      </w:r>
+      <w:r>
+        <w:rPr>
+          <w:b/>
+        </w:rPr>
+        <w:t>PayFast checkout works on the Ethan preview</w:t>
+      </w:r>
+      <w:r>
+        <w:t xml:space="preserve">, with no dashboard access needed: </w:t>
+      </w:r>
+      <w:r>
+        <w:rPr>
+          <w:rFonts w:ascii="Consolas" w:hAnsi="Consolas"/>
+          <w:color w:val="1F4E8C"/>
+          <w:sz w:val="19"/>
+        </w:rPr>
+        <w:t>wrangler.&lt;city&gt;.jsonc</w:t>
+      </w:r>
+      <w:r>
+        <w:t xml:space="preserve">'s </w:t>
+      </w:r>
+      <w:r>
+        <w:rPr>
+          <w:rFonts w:ascii="Consolas" w:hAnsi="Consolas"/>
+          <w:color w:val="1F4E8C"/>
+          <w:sz w:val="19"/>
+        </w:rPr>
+        <w:t>env.preview</w:t>
+      </w:r>
+      <w:r>
+        <w:t xml:space="preserve"> block carries PayFast's own publicly documented sandbox test pair (merchant 10004002 — safe to commit, sandbox-only, no real money) for all three cities. Production is untouched: it keeps its own encrypted PayFast secrets, never read from this file.</w:t>
+      </w:r>
+    </w:p>
+    <w:p>
+      <w:pPr>
+        <w:pStyle w:val="ListBullet"/>
+      </w:pPr>
+      <w:r>
+        <w:t xml:space="preserve">☑ </w:t>
+      </w:r>
+      <w:r>
+        <w:rPr>
+          <w:b/>
+        </w:rPr>
+        <w:t>Found and fixed a real signing bug in `functions/_lib/payfast.ts`</w:t>
+      </w:r>
+      <w:r>
+        <w:t xml:space="preserve">, not just a config problem: a plain tier upgrade always sends </w:t>
+      </w:r>
+      <w:r>
+        <w:rPr>
+          <w:rFonts w:ascii="Consolas" w:hAnsi="Consolas"/>
+          <w:color w:val="1F4E8C"/>
+          <w:sz w:val="19"/>
+        </w:rPr>
+        <w:t>custom_str3: ''</w:t>
+      </w:r>
+      <w:r>
+        <w:t xml:space="preserve"> (no sponsorship target); the signature calculation correctly skipped that empty field, but the actual request sent it anyway, so PayFast recomputed a different signature and rejected every tier-upgrade checkout with "Generated signature does not match submitted signature" — this would have hit production too, sandbox or live. New </w:t>
+      </w:r>
+      <w:r>
+        <w:rPr>
+          <w:rFonts w:ascii="Consolas" w:hAnsi="Consolas"/>
+          <w:color w:val="1F4E8C"/>
+          <w:sz w:val="19"/>
+        </w:rPr>
+        <w:t>buildCheckoutParams()</w:t>
+      </w:r>
+      <w:r>
+        <w:t xml:space="preserve"> builds the outgoing request from the exact same rule the signature uses, so they can't drift apart again. Confirmed fixed directly against the PayFast sandbox (a real checkout now gets redirected to a real payment page).</w:t>
       </w:r>
     </w:p>
     <w:p>

--- a/ETHAN-PRODUCTION-TODO.docx
+++ b/ETHAN-PRODUCTION-TODO.docx
@@ -614,22 +614,16 @@
             <w:r/>
             <w:r>
               <w:rPr>
-                <w:sz w:val="19"/>
-              </w:rPr>
-              <w:t xml:space="preserve">Run the rest of the payment flow on the PayFast sandbox: payment notification (ITN), cancel, expiry, sponsorship purchase, rejected-listing refund note. Checkout itself is verified (see done list): a real tier-upgrade checkout was signed, sent to the PayFast sandbox and </w:t>
-            </w:r>
-            <w:r>
-              <w:rPr>
                 <w:b/>
                 <w:sz w:val="19"/>
               </w:rPr>
-              <w:t>accepted</w:t>
+              <w:t>One piece left: completing a real payment on PayFast's sandbox checkout page</w:t>
             </w:r>
             <w:r>
               <w:rPr>
                 <w:sz w:val="19"/>
               </w:rPr>
-              <w:t xml:space="preserve"> (redirected to a real payment page) from the live Ethan preview.</w:t>
+              <w:t>, which is the only way to trigger a genuine ITN callback — confirmed a synthetic one can't be faked (PayFast's own validate endpoint checks it against a real transaction, not just the signature). This is a 2-minute step on PayFast's own hosted checkout UI (login, then a test card) and needs a browser, which I don't have in this session. Everything else in this row is now verified live against the real sandbox and real data (see done list): checkout (tier + sponsorship), the exclusivity guard, expiry (downgrade + slot freed + re-purchasable), cancel (found and fixed two real signing bugs, verified the failure path end-to-end), and the rejected-paid-listing refund note.</w:t>
             </w:r>
           </w:p>
         </w:tc>
@@ -643,7 +637,7 @@
               <w:rPr>
                 <w:sz w:val="19"/>
               </w:rPr>
-              <w:t>Me</w:t>
+              <w:t>You (the checkout step) + Me (everything else, done)</w:t>
             </w:r>
           </w:p>
         </w:tc>
@@ -657,7 +651,7 @@
               <w:rPr>
                 <w:sz w:val="19"/>
               </w:rPr>
-              <w:t>Preview now has its own PayFast sandbox credentials (see done list), no longer blocked on you</w:t>
+              <w:t>Walk me through it or I can talk you through it — 2 minutes on PayFast's sandbox page</w:t>
             </w:r>
           </w:p>
         </w:tc>
@@ -1403,6 +1397,85 @@
       </w:r>
       <w:r>
         <w:t xml:space="preserve"> builds the outgoing request from the exact same rule the signature uses, so they can't drift apart again. Confirmed fixed directly against the PayFast sandbox (a real checkout now gets redirected to a real payment page).</w:t>
+      </w:r>
+    </w:p>
+    <w:p>
+      <w:pPr>
+        <w:pStyle w:val="ListBullet"/>
+      </w:pPr>
+      <w:r>
+        <w:t xml:space="preserve">☑ </w:t>
+      </w:r>
+      <w:r>
+        <w:rPr>
+          <w:b/>
+        </w:rPr>
+        <w:t>Found and fixed two more real bugs, this time in Cancel.</w:t>
+      </w:r>
+      <w:r>
+        <w:t xml:space="preserve"> (1) The Subscriptions REST API (used only for Cancel) signs requests differently from checkout — the passphrase has to be sorted in alphabetically with the other fields, not appended last — getting this wrong doesn't error clearly, it just returns PayFast's generic "Merchant authorization failed", so it read like a credentials problem. (2) PayFast returns HTTP 200 with a body saying </w:t>
+      </w:r>
+      <w:r>
+        <w:rPr>
+          <w:rFonts w:ascii="Consolas" w:hAnsi="Consolas"/>
+          <w:color w:val="1F4E8C"/>
+          <w:sz w:val="19"/>
+        </w:rPr>
+        <w:t>"status":"failed"</w:t>
+      </w:r>
+      <w:r>
+        <w:t xml:space="preserve"> for at least one real failure (an unrecognised token) — trusting the HTTP status alone would have told an owner "cancelled" while PayFast quietly did nothing and kept charging them, exactly the failure the function's own comment says it exists to prevent. Both fixed and confirmed directly against the sandbox and through our own live endpoint (the failure path correctly returns an error and leaves the database untouched).</w:t>
+      </w:r>
+    </w:p>
+    <w:p>
+      <w:pPr>
+        <w:pStyle w:val="ListBullet"/>
+      </w:pPr>
+      <w:r>
+        <w:t xml:space="preserve">☑ </w:t>
+      </w:r>
+      <w:r>
+        <w:rPr>
+          <w:b/>
+        </w:rPr>
+        <w:t>Expiry sweep verified live and end to end:</w:t>
+      </w:r>
+      <w:r>
+        <w:t xml:space="preserve"> a tier past its paid period downgrades to Free, a sponsorship slot past its period frees up, and the freed slot is immediately re-purchasable — all confirmed against the real database and the real checkout endpoint.</w:t>
+      </w:r>
+    </w:p>
+    <w:p>
+      <w:pPr>
+        <w:pStyle w:val="ListBullet"/>
+      </w:pPr>
+      <w:r>
+        <w:t xml:space="preserve">☑ </w:t>
+      </w:r>
+      <w:r>
+        <w:rPr>
+          <w:b/>
+        </w:rPr>
+        <w:t>Sponsorship checkout and its exclusivity guard verified live:</w:t>
+      </w:r>
+      <w:r>
+        <w:t xml:space="preserve"> a suburb-sponsor checkout is accepted by the PayFast sandbox the same as a tier upgrade, and a second attempt on an already-active slot is correctly refused (409) before it ever reaches PayFast.</w:t>
+      </w:r>
+    </w:p>
+    <w:p>
+      <w:pPr>
+        <w:pStyle w:val="ListBullet"/>
+      </w:pPr>
+      <w:r>
+        <w:t xml:space="preserve">☑ </w:t>
+      </w:r>
+      <w:r>
+        <w:rPr>
+          <w:b/>
+        </w:rPr>
+        <w:t>The rejected-paid-listing refund note verified live:</w:t>
+      </w:r>
+      <w:r>
+        <w:t xml:space="preserve"> rejecting a submission that was already paid writes the exact admin activity-log line flagging it for a manual PayFast refund.</w:t>
       </w:r>
     </w:p>
     <w:p>

--- a/ETHAN-PRODUCTION-TODO.docx
+++ b/ETHAN-PRODUCTION-TODO.docx
@@ -1875,6 +1875,34 @@
         <w:pStyle w:val="ListBullet"/>
       </w:pPr>
       <w:r>
+        <w:t xml:space="preserve">☑ </w:t>
+      </w:r>
+      <w:r>
+        <w:rPr>
+          <w:b/>
+        </w:rPr>
+        <w:t>Every event now gets a real, non-copyrighted image.</w:t>
+      </w:r>
+      <w:r>
+        <w:t xml:space="preserve"> New </w:t>
+      </w:r>
+      <w:r>
+        <w:rPr>
+          <w:rFonts w:ascii="Consolas" w:hAnsi="Consolas"/>
+          <w:color w:val="1F4E8C"/>
+          <w:sz w:val="19"/>
+        </w:rPr>
+        <w:t>scripts/generate-event-images.mjs</w:t>
+      </w:r>
+      <w:r>
+        <w:t>: for any event with no photo, generates a free, themed, flat-illustration image matching its type (Market, Music, Sport, Theatre, Food &amp; Drink, Family) via Cloudflare Workers AI — no external API key, well inside the account's free daily allowance at this volume. Stores it in the site's own R2 bucket and links it on the event. Run live against PretoriaHub on 21 September: all 20 events that had no image got one, confirmed rendering correctly on the live preview. Never touches an event that already has a real photo. Still to do: a GitHub Action step so this runs automatically right after an events deploy, and the same run for Cape Town and Polokwane's events.</w:t>
+      </w:r>
+    </w:p>
+    <w:p>
+      <w:pPr>
+        <w:pStyle w:val="ListBullet"/>
+      </w:pPr>
+      <w:r>
         <w:t xml:space="preserve">☐ Give every routine a hard time/step budget and a visible failure: </w:t>
       </w:r>
       <w:r>
